--- a/dist/word/workflows.docx
+++ b/dist/word/workflows.docx
@@ -6,235 +6,351 @@
     <w:p>
       <w:pPr>
         <w:pStyle w:val="Heading1"/>
-      </w:pPr>
-      <w:r>
+        <w:bidi/>
+        <w:jc w:val="right"/>
+      </w:pPr>
+      <w:r>
+        <w:rPr>
+          <w:rtl/>
+        </w:rPr>
         <w:t xml:space="preserve">תהליך עבודה / נוהל · Workflow / SOP</w:t>
       </w:r>
     </w:p>
-    <w:tbl>
-      <w:tblPr>
-        <w:tblStyle w:val="Table"/>
-        <w:tblW w:type="pct" w:w="5000"/>
-        <w:tblLook w:firstRow="0" w:lastRow="0" w:firstColumn="0" w:lastColumn="0" w:noHBand="0" w:noVBand="0" w:val="0000"/>
-        <w:jc w:val="start"/>
-      </w:tblPr>
-      <w:tblGrid>
-        <w:gridCol w:w="3960"/>
-        <w:gridCol w:w="3960"/>
-      </w:tblGrid>
-      <w:tr>
-        <w:tc>
-          <w:tcPr/>
-          <w:p>
-            <w:pPr>
-              <w:pStyle w:val="Compact"/>
-              <w:jc w:val="left"/>
-            </w:pPr>
-            <w:r>
-              <w:rPr>
-                <w:bCs/>
-                <w:b/>
-              </w:rPr>
-              <w:t xml:space="preserve">שם התהליך / Process name</w:t>
-            </w:r>
-          </w:p>
-        </w:tc>
-        <w:tc>
-          <w:tcPr/>
-          <w:p>
-            <w:pPr>
-              <w:pStyle w:val="Compact"/>
-              <w:jc w:val="left"/>
-            </w:pPr>
-            <w:r>
-              <w:t xml:space="preserve">[להשלמה / TO FILL]</w:t>
-            </w:r>
-          </w:p>
-        </w:tc>
-      </w:tr>
-      <w:tr>
-        <w:tc>
-          <w:tcPr/>
-          <w:p>
-            <w:pPr>
-              <w:pStyle w:val="Compact"/>
-              <w:jc w:val="left"/>
-            </w:pPr>
-            <w:r>
-              <w:rPr>
-                <w:bCs/>
-                <w:b/>
-              </w:rPr>
-              <w:t xml:space="preserve">בעל התהליך / Process owner</w:t>
-            </w:r>
-          </w:p>
-        </w:tc>
-        <w:tc>
-          <w:tcPr/>
-          <w:p>
-            <w:pPr>
-              <w:pStyle w:val="Compact"/>
-              <w:jc w:val="left"/>
-            </w:pPr>
-            <w:r>
-              <w:t xml:space="preserve">[להשלמה / TO FILL: single role]</w:t>
-            </w:r>
-          </w:p>
-        </w:tc>
-      </w:tr>
-      <w:tr>
-        <w:tc>
-          <w:tcPr/>
-          <w:p>
-            <w:pPr>
-              <w:pStyle w:val="Compact"/>
-              <w:jc w:val="left"/>
-            </w:pPr>
-            <w:r>
-              <w:rPr>
-                <w:bCs/>
-                <w:b/>
-              </w:rPr>
-              <w:t xml:space="preserve">מטרה / Purpose</w:t>
-            </w:r>
-          </w:p>
-        </w:tc>
-        <w:tc>
-          <w:tcPr/>
-          <w:p>
-            <w:pPr>
-              <w:pStyle w:val="Compact"/>
-              <w:jc w:val="left"/>
-            </w:pPr>
-            <w:r>
-              <w:t xml:space="preserve">[להשלמה / TO FILL]</w:t>
-            </w:r>
-          </w:p>
-        </w:tc>
-      </w:tr>
-      <w:tr>
-        <w:tc>
-          <w:tcPr/>
-          <w:p>
-            <w:pPr>
-              <w:pStyle w:val="Compact"/>
-              <w:jc w:val="left"/>
-            </w:pPr>
-            <w:r>
-              <w:rPr>
-                <w:bCs/>
-                <w:b/>
-              </w:rPr>
-              <w:t xml:space="preserve">תחולה / Scope</w:t>
-            </w:r>
-          </w:p>
-        </w:tc>
-        <w:tc>
-          <w:tcPr/>
-          <w:p>
-            <w:pPr>
-              <w:pStyle w:val="Compact"/>
-              <w:jc w:val="left"/>
-            </w:pPr>
-            <w:r>
-              <w:t xml:space="preserve">[להשלמה / TO FILL: where it applies / boundaries]</w:t>
-            </w:r>
-          </w:p>
-        </w:tc>
-      </w:tr>
-      <w:tr>
-        <w:tc>
-          <w:tcPr/>
-          <w:p>
-            <w:pPr>
-              <w:pStyle w:val="Compact"/>
-              <w:jc w:val="left"/>
-            </w:pPr>
-            <w:r>
-              <w:rPr>
-                <w:bCs/>
-                <w:b/>
-              </w:rPr>
-              <w:t xml:space="preserve">טריגר / Trigger</w:t>
-            </w:r>
-          </w:p>
-        </w:tc>
-        <w:tc>
-          <w:tcPr/>
-          <w:p>
-            <w:pPr>
-              <w:pStyle w:val="Compact"/>
-              <w:jc w:val="left"/>
-            </w:pPr>
-            <w:r>
-              <w:t xml:space="preserve">[להשלמה / TO FILL: what starts it]</w:t>
-            </w:r>
-          </w:p>
-        </w:tc>
-      </w:tr>
-      <w:tr>
-        <w:tc>
-          <w:tcPr/>
-          <w:p>
-            <w:pPr>
-              <w:pStyle w:val="Compact"/>
-              <w:jc w:val="left"/>
-            </w:pPr>
-            <w:r>
-              <w:rPr>
-                <w:bCs/>
-                <w:b/>
-              </w:rPr>
-              <w:t xml:space="preserve">תדירות / Frequency</w:t>
-            </w:r>
-          </w:p>
-        </w:tc>
-        <w:tc>
-          <w:tcPr/>
-          <w:p>
-            <w:pPr>
-              <w:pStyle w:val="Compact"/>
-              <w:jc w:val="left"/>
-            </w:pPr>
-            <w:r>
-              <w:t xml:space="preserve">[להשלמה / TO FILL]</w:t>
-            </w:r>
-          </w:p>
-        </w:tc>
-      </w:tr>
-      <w:tr>
-        <w:tc>
-          <w:tcPr/>
-          <w:p>
-            <w:pPr>
-              <w:pStyle w:val="Compact"/>
-              <w:jc w:val="left"/>
-            </w:pPr>
-            <w:r>
-              <w:rPr>
-                <w:bCs/>
-                <w:b/>
-              </w:rPr>
-              <w:t xml:space="preserve">גרסה / Version · תאריך / Date</w:t>
-            </w:r>
-          </w:p>
-        </w:tc>
-        <w:tc>
-          <w:tcPr/>
-          <w:p>
-            <w:pPr>
-              <w:pStyle w:val="Compact"/>
-              <w:jc w:val="left"/>
-            </w:pPr>
-            <w:r>
-              <w:t xml:space="preserve">[TO FILL] · [TO FILL]</w:t>
-            </w:r>
-          </w:p>
-        </w:tc>
-      </w:tr>
-    </w:tbl>
     <w:p>
-      <w:r>
+      <w:pPr>
+        <w:pStyle w:val="FirstParagraph"/>
+        <w:bidi/>
+        <w:jc w:val="right"/>
+      </w:pPr>
+      <w:r>
+        <w:rPr>
+          <w:iCs/>
+          <w:i/>
+          <w:rtl/>
+        </w:rPr>
+        <w:t xml:space="preserve">הסבר כללי:</w:t>
+      </w:r>
+      <w:r>
+        <w:rPr>
+          <w:rtl/>
+        </w:rPr>
+        <w:t xml:space="preserve"> </w:t>
+      </w:r>
+      <w:r>
+        <w:rPr>
+          <w:rtl/>
+        </w:rPr>
+        <w:t xml:space="preserve">מסמך זה מגדיר תהליך עבודה אחד מקצה לקצה. מלאו את השדות בקו תחתון. שמרו</w:t>
+      </w:r>
+      <w:r>
+        <w:rPr>
+          <w:rtl/>
+        </w:rPr>
+        <w:t xml:space="preserve"> </w:t>
+      </w:r>
+      <w:r>
+        <w:rPr>
+          <w:rtl/>
+        </w:rPr>
+        <w:t xml:space="preserve">על שלבים אטומיים שאפשר להחזיק בהם בעלות.</w:t>
+      </w:r>
+    </w:p>
+    <w:p>
+      <w:pPr>
+        <w:pStyle w:val="BodyText"/>
+        <w:bidi/>
+        <w:jc w:val="right"/>
+      </w:pPr>
+      <w:r>
+        <w:rPr>
+          <w:bCs/>
+          <w:b/>
+          <w:rtl/>
+        </w:rPr>
+        <w:t xml:space="preserve">שם התהליך / Process name</w:t>
+      </w:r>
+      <w:r>
+        <w:rPr>
+          <w:rtl/>
+        </w:rPr>
+        <w:t xml:space="preserve"> </w:t>
+      </w:r>
+      <w:r>
+        <w:rPr>
+          <w:rtl/>
+        </w:rPr>
+        <w:t>— _______________________________________________________</w:t>
+      </w:r>
+      <w:r>
+        <w:rPr>
+          <w:rtl/>
+        </w:rPr>
+        <w:t xml:space="preserve"> </w:t>
+      </w:r>
+      <w:r>
+        <w:rPr>
+          <w:bCs/>
+          <w:b/>
+          <w:rtl/>
+        </w:rPr>
+        <w:t xml:space="preserve">בעל התהליך / Process owner</w:t>
+      </w:r>
+      <w:r>
+        <w:rPr>
+          <w:rtl/>
+        </w:rPr>
+        <w:t xml:space="preserve"> </w:t>
+      </w:r>
+      <w:r>
+        <w:rPr>
+          <w:rtl/>
+        </w:rPr>
+        <w:t xml:space="preserve">—</w:t>
+      </w:r>
+      <w:r>
+        <w:rPr>
+          <w:rtl/>
+        </w:rPr>
+        <w:t xml:space="preserve"> </w:t>
+      </w:r>
+      <w:r>
+        <w:rPr>
+          <w:iCs/>
+          <w:i/>
+          <w:rtl/>
+        </w:rPr>
+        <w:t xml:space="preserve">מה למלא:</w:t>
+      </w:r>
+      <w:r>
+        <w:rPr>
+          <w:rtl/>
+        </w:rPr>
+        <w:t xml:space="preserve"> </w:t>
+      </w:r>
+      <w:r>
+        <w:rPr>
+          <w:rtl/>
+        </w:rPr>
+        <w:t>תפקיד יחיד שאחראי על התהליך כולו. _______________________________________________________</w:t>
+      </w:r>
+      <w:r>
+        <w:rPr>
+          <w:rtl/>
+        </w:rPr>
+        <w:t xml:space="preserve"> </w:t>
+      </w:r>
+      <w:r>
+        <w:rPr>
+          <w:bCs/>
+          <w:b/>
+          <w:rtl/>
+        </w:rPr>
+        <w:t xml:space="preserve">מטרה / Purpose</w:t>
+      </w:r>
+      <w:r>
+        <w:rPr>
+          <w:rtl/>
+        </w:rPr>
+        <w:t xml:space="preserve"> </w:t>
+      </w:r>
+      <w:r>
+        <w:rPr>
+          <w:rtl/>
+        </w:rPr>
+        <w:t xml:space="preserve">—</w:t>
+      </w:r>
+      <w:r>
+        <w:rPr>
+          <w:rtl/>
+        </w:rPr>
+        <w:t xml:space="preserve"> </w:t>
+      </w:r>
+      <w:r>
+        <w:rPr>
+          <w:iCs/>
+          <w:i/>
+          <w:rtl/>
+        </w:rPr>
+        <w:t xml:space="preserve">מה למלא:</w:t>
+      </w:r>
+      <w:r>
+        <w:rPr>
+          <w:rtl/>
+        </w:rPr>
+        <w:t xml:space="preserve"> </w:t>
+      </w:r>
+      <w:r>
+        <w:rPr>
+          <w:rtl/>
+        </w:rPr>
+        <w:t>מה התהליך נועד להשיג. _______________________________________________________</w:t>
+      </w:r>
+      <w:r>
+        <w:rPr>
+          <w:rtl/>
+        </w:rPr>
+        <w:t xml:space="preserve"> </w:t>
+      </w:r>
+      <w:r>
+        <w:rPr>
+          <w:bCs/>
+          <w:b/>
+          <w:rtl/>
+        </w:rPr>
+        <w:t xml:space="preserve">תחולה / Scope</w:t>
+      </w:r>
+      <w:r>
+        <w:rPr>
+          <w:rtl/>
+        </w:rPr>
+        <w:t xml:space="preserve"> </w:t>
+      </w:r>
+      <w:r>
+        <w:rPr>
+          <w:rtl/>
+        </w:rPr>
+        <w:t xml:space="preserve">—</w:t>
+      </w:r>
+      <w:r>
+        <w:rPr>
+          <w:rtl/>
+        </w:rPr>
+        <w:t xml:space="preserve"> </w:t>
+      </w:r>
+      <w:r>
+        <w:rPr>
+          <w:iCs/>
+          <w:i/>
+          <w:rtl/>
+        </w:rPr>
+        <w:t xml:space="preserve">מה למלא:</w:t>
+      </w:r>
+      <w:r>
+        <w:rPr>
+          <w:rtl/>
+        </w:rPr>
+        <w:t xml:space="preserve"> </w:t>
+      </w:r>
+      <w:r>
+        <w:rPr>
+          <w:rtl/>
+        </w:rPr>
+        <w:t>היכן התהליך חל ומה גבולותיו. _______________________________________________________</w:t>
+      </w:r>
+      <w:r>
+        <w:rPr>
+          <w:rtl/>
+        </w:rPr>
+        <w:t xml:space="preserve"> </w:t>
+      </w:r>
+      <w:r>
+        <w:rPr>
+          <w:bCs/>
+          <w:b/>
+          <w:rtl/>
+        </w:rPr>
+        <w:t xml:space="preserve">טריגר / Trigger</w:t>
+      </w:r>
+      <w:r>
+        <w:rPr>
+          <w:rtl/>
+        </w:rPr>
+        <w:t xml:space="preserve"> </w:t>
+      </w:r>
+      <w:r>
+        <w:rPr>
+          <w:rtl/>
+        </w:rPr>
+        <w:t xml:space="preserve">—</w:t>
+      </w:r>
+      <w:r>
+        <w:rPr>
+          <w:rtl/>
+        </w:rPr>
+        <w:t xml:space="preserve"> </w:t>
+      </w:r>
+      <w:r>
+        <w:rPr>
+          <w:iCs/>
+          <w:i/>
+          <w:rtl/>
+        </w:rPr>
+        <w:t xml:space="preserve">מה למלא:</w:t>
+      </w:r>
+      <w:r>
+        <w:rPr>
+          <w:rtl/>
+        </w:rPr>
+        <w:t xml:space="preserve"> </w:t>
+      </w:r>
+      <w:r>
+        <w:rPr>
+          <w:rtl/>
+        </w:rPr>
+        <w:t>מה מפעיל את התהליך. _______________________________________________________</w:t>
+      </w:r>
+      <w:r>
+        <w:rPr>
+          <w:rtl/>
+        </w:rPr>
+        <w:t xml:space="preserve"> </w:t>
+      </w:r>
+      <w:r>
+        <w:rPr>
+          <w:bCs/>
+          <w:b/>
+          <w:rtl/>
+        </w:rPr>
+        <w:t xml:space="preserve">תדירות / Frequency</w:t>
+      </w:r>
+      <w:r>
+        <w:rPr>
+          <w:rtl/>
+        </w:rPr>
+        <w:t xml:space="preserve"> </w:t>
+      </w:r>
+      <w:r>
+        <w:rPr>
+          <w:rtl/>
+        </w:rPr>
+        <w:t>— _______________________________________________________</w:t>
+      </w:r>
+      <w:r>
+        <w:rPr>
+          <w:rtl/>
+        </w:rPr>
+        <w:t xml:space="preserve"> </w:t>
+      </w:r>
+      <w:r>
+        <w:rPr>
+          <w:bCs/>
+          <w:b/>
+          <w:rtl/>
+        </w:rPr>
+        <w:t xml:space="preserve">גרסה ותאריך / Version &amp; date</w:t>
+      </w:r>
+      <w:r>
+        <w:rPr>
+          <w:rtl/>
+        </w:rPr>
+        <w:t xml:space="preserve"> </w:t>
+      </w:r>
+      <w:r>
+        <w:rPr>
+          <w:rtl/>
+        </w:rPr>
+        <w:t>— _______________________________________________________</w:t>
+      </w:r>
+    </w:p>
+    <w:p>
+      <w:pPr>
+        <w:bidi/>
+        <w:jc w:val="right"/>
+      </w:pPr>
+      <w:r>
+        <w:rPr>
+          <w:rtl/>
+        </w:rPr>
         <w:pict>
           <v:rect style="width:0;height:1.5pt" o:hralign="center" o:hrstd="t" o:hr="t"/>
         </w:pict>
@@ -244,79 +360,125 @@
     <w:p>
       <w:pPr>
         <w:pStyle w:val="Heading2"/>
-      </w:pPr>
-      <w:r>
+        <w:bidi/>
+        <w:jc w:val="right"/>
+      </w:pPr>
+      <w:r>
+        <w:rPr>
+          <w:rtl/>
+        </w:rPr>
         <w:t xml:space="preserve">1. כניסות ופלטים · Inputs &amp; Outputs</w:t>
       </w:r>
     </w:p>
     <w:p>
       <w:pPr>
-        <w:pStyle w:val="BlockText"/>
+        <w:pStyle w:val="FirstParagraph"/>
+        <w:bidi/>
+        <w:jc w:val="right"/>
       </w:pPr>
       <w:r>
         <w:rPr>
           <w:iCs/>
           <w:i/>
-        </w:rPr>
-        <w:t xml:space="preserve">Guidance: What the process consumes and produces. Be specific (documents,</w:t>
-      </w:r>
-      <w:r>
-        <w:rPr>
-          <w:iCs/>
-          <w:i/>
-        </w:rPr>
-        <w:t xml:space="preserve"> </w:t>
-      </w:r>
-      <w:r>
-        <w:rPr>
-          <w:iCs/>
-          <w:i/>
-        </w:rPr>
-        <w:t xml:space="preserve">approvals, data, systems).</w:t>
+          <w:rtl/>
+        </w:rPr>
+        <w:t xml:space="preserve">מה למלא:</w:t>
+      </w:r>
+      <w:r>
+        <w:rPr>
+          <w:rtl/>
+        </w:rPr>
+        <w:t xml:space="preserve"> </w:t>
+      </w:r>
+      <w:r>
+        <w:rPr>
+          <w:rtl/>
+        </w:rPr>
+        <w:t xml:space="preserve">מה התהליך צורך (מסמכים, אישורים, נתונים, מערכות) ומה הוא מייצר.</w:t>
       </w:r>
     </w:p>
     <w:p>
       <w:pPr>
-        <w:numPr>
-          <w:ilvl w:val="0"/>
-          <w:numId w:val="1001"/>
-        </w:numPr>
-        <w:pStyle w:val="Compact"/>
-      </w:pPr>
-      <w:r>
-        <w:rPr>
-          <w:bCs/>
-          <w:b/>
+        <w:pStyle w:val="BodyText"/>
+        <w:bidi/>
+        <w:jc w:val="right"/>
+      </w:pPr>
+      <w:r>
+        <w:rPr>
+          <w:rtl/>
         </w:rPr>
         <w:t xml:space="preserve">כניסות / Inputs:</w:t>
       </w:r>
       <w:r>
-        <w:t xml:space="preserve"> </w:t>
-      </w:r>
-      <w:r>
-        <w:t xml:space="preserve">[להשלמה / TO FILL]</w:t>
-      </w:r>
-    </w:p>
-    <w:p>
-      <w:pPr>
-        <w:numPr>
-          <w:ilvl w:val="0"/>
-          <w:numId w:val="1001"/>
-        </w:numPr>
-        <w:pStyle w:val="Compact"/>
-      </w:pPr>
-      <w:r>
-        <w:rPr>
-          <w:bCs/>
-          <w:b/>
+        <w:rPr>
+          <w:rtl/>
+        </w:rPr>
+        <w:t xml:space="preserve"> </w:t>
+      </w:r>
+      <w:r>
+        <w:rPr>
+          <w:rtl/>
+        </w:rPr>
+        <w:t>_______________________________________________________</w:t>
+      </w:r>
+      <w:r>
+        <w:rPr>
+          <w:rtl/>
+        </w:rPr>
+        <w:t xml:space="preserve"> </w:t>
+      </w:r>
+      <w:r>
+        <w:rPr>
+          <w:rtl/>
+        </w:rPr>
+        <w:t>_______________________________________________________</w:t>
+      </w:r>
+      <w:r>
+        <w:rPr>
+          <w:rtl/>
+        </w:rPr>
+        <w:t xml:space="preserve"> </w:t>
+      </w:r>
+      <w:r>
+        <w:rPr>
+          <w:rtl/>
         </w:rPr>
         <w:t xml:space="preserve">פלטים / Outputs:</w:t>
       </w:r>
       <w:r>
-        <w:t xml:space="preserve"> </w:t>
-      </w:r>
-      <w:r>
-        <w:t xml:space="preserve">[להשלמה / TO FILL]</w:t>
+        <w:rPr>
+          <w:rtl/>
+        </w:rPr>
+        <w:t xml:space="preserve"> </w:t>
+      </w:r>
+      <w:r>
+        <w:rPr>
+          <w:rtl/>
+        </w:rPr>
+        <w:t>_______________________________________________________</w:t>
+      </w:r>
+      <w:r>
+        <w:rPr>
+          <w:rtl/>
+        </w:rPr>
+        <w:t xml:space="preserve"> </w:t>
+      </w:r>
+      <w:r>
+        <w:rPr>
+          <w:rtl/>
+        </w:rPr>
+        <w:t>_______________________________________________________</w:t>
+      </w:r>
+      <w:r>
+        <w:rPr>
+          <w:rtl/>
+        </w:rPr>
+        <w:t xml:space="preserve"> </w:t>
+      </w:r>
+      <w:r>
+        <w:rPr>
+          <w:rtl/>
+        </w:rPr>
       </w:r>
     </w:p>
     <w:bookmarkEnd w:id="20"/>
@@ -324,35 +486,53 @@
     <w:p>
       <w:pPr>
         <w:pStyle w:val="Heading2"/>
-      </w:pPr>
-      <w:r>
+        <w:bidi/>
+        <w:jc w:val="right"/>
+      </w:pPr>
+      <w:r>
+        <w:rPr>
+          <w:rtl/>
+        </w:rPr>
         <w:t xml:space="preserve">2. תפקידים (RACI) · Roles (RACI)</w:t>
       </w:r>
     </w:p>
     <w:p>
       <w:pPr>
-        <w:pStyle w:val="BlockText"/>
+        <w:pStyle w:val="FirstParagraph"/>
+        <w:bidi/>
+        <w:jc w:val="right"/>
       </w:pPr>
       <w:r>
         <w:rPr>
           <w:iCs/>
           <w:i/>
-        </w:rPr>
-        <w:t xml:space="preserve">Guidance: Responsible (does it), Accountable (owns it — exactly one), Consulted,</w:t>
-      </w:r>
-      <w:r>
-        <w:rPr>
-          <w:iCs/>
-          <w:i/>
-        </w:rPr>
-        <w:t xml:space="preserve"> </w:t>
-      </w:r>
-      <w:r>
-        <w:rPr>
-          <w:iCs/>
-          <w:i/>
-        </w:rPr>
-        <w:t xml:space="preserve">Informed. Map to real roles.</w:t>
+          <w:rtl/>
+        </w:rPr>
+        <w:t xml:space="preserve">מה למלא:</w:t>
+      </w:r>
+      <w:r>
+        <w:rPr>
+          <w:rtl/>
+        </w:rPr>
+        <w:t xml:space="preserve"> </w:t>
+      </w:r>
+      <w:r>
+        <w:rPr>
+          <w:rtl/>
+        </w:rPr>
+        <w:t xml:space="preserve">לכל תפקיד סמנו את תחומי האחריות — R (מבצע), A (אחראי-בעלים, בדיוק אחד),</w:t>
+      </w:r>
+      <w:r>
+        <w:rPr>
+          <w:rtl/>
+        </w:rPr>
+        <w:t xml:space="preserve"> </w:t>
+      </w:r>
+      <w:r>
+        <w:rPr>
+          <w:rtl/>
+        </w:rPr>
+        <w:t xml:space="preserve">C (מתייעצים איתו), I (מיודע). מלאו את התא ב-X.</w:t>
       </w:r>
     </w:p>
     <w:tbl>
@@ -361,6 +541,7 @@
         <w:tblW w:type="auto" w:w="0"/>
         <w:tblLook w:firstRow="1" w:lastRow="0" w:firstColumn="0" w:lastColumn="0" w:noHBand="0" w:noVBand="0" w:val="0020"/>
         <w:jc w:val="start"/>
+        <w:bidiVisual/>
       </w:tblPr>
       <w:tblGrid>
         <w:gridCol w:w="1584"/>
@@ -378,9 +559,13 @@
           <w:p>
             <w:pPr>
               <w:pStyle w:val="Compact"/>
-              <w:jc w:val="left"/>
-            </w:pPr>
-            <w:r>
+              <w:bidi/>
+              <w:jc w:val="right"/>
+            </w:pPr>
+            <w:r>
+              <w:rPr>
+                <w:rtl/>
+              </w:rPr>
               <w:t xml:space="preserve">תפקיד / Role</w:t>
             </w:r>
           </w:p>
@@ -390,9 +575,13 @@
           <w:p>
             <w:pPr>
               <w:pStyle w:val="Compact"/>
-              <w:jc w:val="left"/>
-            </w:pPr>
-            <w:r>
+              <w:bidi/>
+              <w:jc w:val="right"/>
+            </w:pPr>
+            <w:r>
+              <w:rPr>
+                <w:rtl/>
+              </w:rPr>
               <w:t xml:space="preserve">R</w:t>
             </w:r>
           </w:p>
@@ -402,9 +591,13 @@
           <w:p>
             <w:pPr>
               <w:pStyle w:val="Compact"/>
-              <w:jc w:val="left"/>
-            </w:pPr>
-            <w:r>
+              <w:bidi/>
+              <w:jc w:val="right"/>
+            </w:pPr>
+            <w:r>
+              <w:rPr>
+                <w:rtl/>
+              </w:rPr>
               <w:t xml:space="preserve">A</w:t>
             </w:r>
           </w:p>
@@ -414,9 +607,13 @@
           <w:p>
             <w:pPr>
               <w:pStyle w:val="Compact"/>
-              <w:jc w:val="left"/>
-            </w:pPr>
-            <w:r>
+              <w:bidi/>
+              <w:jc w:val="right"/>
+            </w:pPr>
+            <w:r>
+              <w:rPr>
+                <w:rtl/>
+              </w:rPr>
               <w:t xml:space="preserve">C</w:t>
             </w:r>
           </w:p>
@@ -426,9 +623,13 @@
           <w:p>
             <w:pPr>
               <w:pStyle w:val="Compact"/>
-              <w:jc w:val="left"/>
-            </w:pPr>
-            <w:r>
+              <w:bidi/>
+              <w:jc w:val="right"/>
+            </w:pPr>
+            <w:r>
+              <w:rPr>
+                <w:rtl/>
+              </w:rPr>
               <w:t xml:space="preserve">I</w:t>
             </w:r>
           </w:p>
@@ -440,43 +641,79 @@
           <w:p>
             <w:pPr>
               <w:pStyle w:val="Compact"/>
-              <w:jc w:val="left"/>
-            </w:pPr>
-            <w:r>
-              <w:t xml:space="preserve">[TO FILL]</w:t>
-            </w:r>
-          </w:p>
-        </w:tc>
-        <w:tc>
-          <w:tcPr/>
-          <w:p>
-            <w:pPr>
-              <w:pStyle w:val="Compact"/>
-            </w:pPr>
-          </w:p>
-        </w:tc>
-        <w:tc>
-          <w:tcPr/>
-          <w:p>
-            <w:pPr>
-              <w:pStyle w:val="Compact"/>
-            </w:pPr>
-          </w:p>
-        </w:tc>
-        <w:tc>
-          <w:tcPr/>
-          <w:p>
-            <w:pPr>
-              <w:pStyle w:val="Compact"/>
-            </w:pPr>
-          </w:p>
-        </w:tc>
-        <w:tc>
-          <w:tcPr/>
-          <w:p>
-            <w:pPr>
-              <w:pStyle w:val="Compact"/>
-            </w:pPr>
+              <w:bidi/>
+              <w:jc w:val="right"/>
+            </w:pPr>
+            <w:r>
+              <w:rPr>
+                <w:rtl/>
+              </w:rPr>
+              <w:t>_______________________________________________________</w:t>
+            </w:r>
+          </w:p>
+        </w:tc>
+        <w:tc>
+          <w:tcPr/>
+          <w:p>
+            <w:pPr>
+              <w:pStyle w:val="Compact"/>
+              <w:bidi/>
+              <w:jc w:val="right"/>
+            </w:pPr>
+            <w:r>
+              <w:rPr>
+                <w:rtl/>
+              </w:rPr>
+              <w:t>_______________________________________________________</w:t>
+            </w:r>
+          </w:p>
+        </w:tc>
+        <w:tc>
+          <w:tcPr/>
+          <w:p>
+            <w:pPr>
+              <w:pStyle w:val="Compact"/>
+              <w:bidi/>
+              <w:jc w:val="right"/>
+            </w:pPr>
+            <w:r>
+              <w:rPr>
+                <w:rtl/>
+              </w:rPr>
+              <w:t>_______________________________________________________</w:t>
+            </w:r>
+          </w:p>
+        </w:tc>
+        <w:tc>
+          <w:tcPr/>
+          <w:p>
+            <w:pPr>
+              <w:pStyle w:val="Compact"/>
+              <w:bidi/>
+              <w:jc w:val="right"/>
+            </w:pPr>
+            <w:r>
+              <w:rPr>
+                <w:rtl/>
+              </w:rPr>
+              <w:t>_______________________________________________________</w:t>
+            </w:r>
+          </w:p>
+        </w:tc>
+        <w:tc>
+          <w:tcPr/>
+          <w:p>
+            <w:pPr>
+              <w:pStyle w:val="Compact"/>
+              <w:bidi/>
+              <w:jc w:val="right"/>
+            </w:pPr>
+            <w:r>
+              <w:rPr>
+                <w:rtl/>
+              </w:rPr>
+              <w:t>_______________________________________________________</w:t>
+            </w:r>
           </w:p>
         </w:tc>
       </w:tr>
@@ -486,81 +723,229 @@
           <w:p>
             <w:pPr>
               <w:pStyle w:val="Compact"/>
-              <w:jc w:val="left"/>
-            </w:pPr>
-            <w:r>
-              <w:t xml:space="preserve">[TO FILL]</w:t>
-            </w:r>
-          </w:p>
-        </w:tc>
-        <w:tc>
-          <w:tcPr/>
-          <w:p>
-            <w:pPr>
-              <w:pStyle w:val="Compact"/>
-            </w:pPr>
-          </w:p>
-        </w:tc>
-        <w:tc>
-          <w:tcPr/>
-          <w:p>
-            <w:pPr>
-              <w:pStyle w:val="Compact"/>
-            </w:pPr>
-          </w:p>
-        </w:tc>
-        <w:tc>
-          <w:tcPr/>
-          <w:p>
-            <w:pPr>
-              <w:pStyle w:val="Compact"/>
-            </w:pPr>
-          </w:p>
-        </w:tc>
-        <w:tc>
-          <w:tcPr/>
-          <w:p>
-            <w:pPr>
-              <w:pStyle w:val="Compact"/>
-            </w:pPr>
+              <w:bidi/>
+              <w:jc w:val="right"/>
+            </w:pPr>
+            <w:r>
+              <w:rPr>
+                <w:rtl/>
+              </w:rPr>
+              <w:t>_______________________________________________________</w:t>
+            </w:r>
+          </w:p>
+        </w:tc>
+        <w:tc>
+          <w:tcPr/>
+          <w:p>
+            <w:pPr>
+              <w:pStyle w:val="Compact"/>
+              <w:bidi/>
+              <w:jc w:val="right"/>
+            </w:pPr>
+            <w:r>
+              <w:rPr>
+                <w:rtl/>
+              </w:rPr>
+              <w:t>_______________________________________________________</w:t>
+            </w:r>
+          </w:p>
+        </w:tc>
+        <w:tc>
+          <w:tcPr/>
+          <w:p>
+            <w:pPr>
+              <w:pStyle w:val="Compact"/>
+              <w:bidi/>
+              <w:jc w:val="right"/>
+            </w:pPr>
+            <w:r>
+              <w:rPr>
+                <w:rtl/>
+              </w:rPr>
+              <w:t>_______________________________________________________</w:t>
+            </w:r>
+          </w:p>
+        </w:tc>
+        <w:tc>
+          <w:tcPr/>
+          <w:p>
+            <w:pPr>
+              <w:pStyle w:val="Compact"/>
+              <w:bidi/>
+              <w:jc w:val="right"/>
+            </w:pPr>
+            <w:r>
+              <w:rPr>
+                <w:rtl/>
+              </w:rPr>
+              <w:t>_______________________________________________________</w:t>
+            </w:r>
+          </w:p>
+        </w:tc>
+        <w:tc>
+          <w:tcPr/>
+          <w:p>
+            <w:pPr>
+              <w:pStyle w:val="Compact"/>
+              <w:bidi/>
+              <w:jc w:val="right"/>
+            </w:pPr>
+            <w:r>
+              <w:rPr>
+                <w:rtl/>
+              </w:rPr>
+              <w:t>_______________________________________________________</w:t>
+            </w:r>
+          </w:p>
+        </w:tc>
+      </w:tr>
+      <w:tr>
+        <w:tc>
+          <w:tcPr/>
+          <w:p>
+            <w:pPr>
+              <w:pStyle w:val="Compact"/>
+              <w:bidi/>
+              <w:jc w:val="right"/>
+            </w:pPr>
+            <w:r>
+              <w:rPr>
+                <w:rtl/>
+              </w:rPr>
+              <w:t>_______________________________________________________</w:t>
+            </w:r>
+          </w:p>
+        </w:tc>
+        <w:tc>
+          <w:tcPr/>
+          <w:p>
+            <w:pPr>
+              <w:pStyle w:val="Compact"/>
+              <w:bidi/>
+              <w:jc w:val="right"/>
+            </w:pPr>
+            <w:r>
+              <w:rPr>
+                <w:rtl/>
+              </w:rPr>
+              <w:t>_______________________________________________________</w:t>
+            </w:r>
+          </w:p>
+        </w:tc>
+        <w:tc>
+          <w:tcPr/>
+          <w:p>
+            <w:pPr>
+              <w:pStyle w:val="Compact"/>
+              <w:bidi/>
+              <w:jc w:val="right"/>
+            </w:pPr>
+            <w:r>
+              <w:rPr>
+                <w:rtl/>
+              </w:rPr>
+              <w:t>_______________________________________________________</w:t>
+            </w:r>
+          </w:p>
+        </w:tc>
+        <w:tc>
+          <w:tcPr/>
+          <w:p>
+            <w:pPr>
+              <w:pStyle w:val="Compact"/>
+              <w:bidi/>
+              <w:jc w:val="right"/>
+            </w:pPr>
+            <w:r>
+              <w:rPr>
+                <w:rtl/>
+              </w:rPr>
+              <w:t>_______________________________________________________</w:t>
+            </w:r>
+          </w:p>
+        </w:tc>
+        <w:tc>
+          <w:tcPr/>
+          <w:p>
+            <w:pPr>
+              <w:pStyle w:val="Compact"/>
+              <w:bidi/>
+              <w:jc w:val="right"/>
+            </w:pPr>
+            <w:r>
+              <w:rPr>
+                <w:rtl/>
+              </w:rPr>
+              <w:t>_______________________________________________________</w:t>
+            </w:r>
           </w:p>
         </w:tc>
       </w:tr>
     </w:tbl>
+    <w:p>
+      <w:pPr>
+        <w:pStyle w:val="BodyText"/>
+        <w:bidi/>
+        <w:jc w:val="right"/>
+      </w:pPr>
+      <w:r>
+        <w:rPr>
+          <w:rtl/>
+        </w:rPr>
+      </w:r>
+    </w:p>
     <w:bookmarkEnd w:id="21"/>
     <w:bookmarkStart w:id="22" w:name="שלבי-התהליך-process-steps"/>
     <w:p>
       <w:pPr>
         <w:pStyle w:val="Heading2"/>
-      </w:pPr>
-      <w:r>
+        <w:bidi/>
+        <w:jc w:val="right"/>
+      </w:pPr>
+      <w:r>
+        <w:rPr>
+          <w:rtl/>
+        </w:rPr>
         <w:t xml:space="preserve">3. שלבי התהליך · Process Steps</w:t>
       </w:r>
     </w:p>
     <w:p>
       <w:pPr>
-        <w:pStyle w:val="BlockText"/>
+        <w:pStyle w:val="FirstParagraph"/>
+        <w:bidi/>
+        <w:jc w:val="right"/>
       </w:pPr>
       <w:r>
         <w:rPr>
           <w:iCs/>
           <w:i/>
-        </w:rPr>
-        <w:t xml:space="preserve">Guidance: Number each step. One responsible role per step. Note the system/tool,</w:t>
-      </w:r>
-      <w:r>
-        <w:rPr>
-          <w:iCs/>
-          <w:i/>
-        </w:rPr>
-        <w:t xml:space="preserve"> </w:t>
-      </w:r>
-      <w:r>
-        <w:rPr>
-          <w:iCs/>
-          <w:i/>
-        </w:rPr>
-        <w:t xml:space="preserve">the output, and an SLA/timing where relevant.</w:t>
+          <w:rtl/>
+        </w:rPr>
+        <w:t xml:space="preserve">מה למלא:</w:t>
+      </w:r>
+      <w:r>
+        <w:rPr>
+          <w:rtl/>
+        </w:rPr>
+        <w:t xml:space="preserve"> </w:t>
+      </w:r>
+      <w:r>
+        <w:rPr>
+          <w:rtl/>
+        </w:rPr>
+        <w:t xml:space="preserve">מספרו כל שלב. תפקיד אחראי יחיד לכל שלב. ציינו את המערכת/הכלי, הפלט של</w:t>
+      </w:r>
+      <w:r>
+        <w:rPr>
+          <w:rtl/>
+        </w:rPr>
+        <w:t xml:space="preserve"> </w:t>
+      </w:r>
+      <w:r>
+        <w:rPr>
+          <w:rtl/>
+        </w:rPr>
+        <w:t xml:space="preserve">השלב, וזמן יעד (SLA) היכן שרלוונטי.</w:t>
       </w:r>
     </w:p>
     <w:tbl>
@@ -569,6 +954,7 @@
         <w:tblW w:type="pct" w:w="5000"/>
         <w:tblLook w:firstRow="1" w:lastRow="0" w:firstColumn="0" w:lastColumn="0" w:noHBand="0" w:noVBand="0" w:val="0020"/>
         <w:jc w:val="start"/>
+        <w:bidiVisual/>
       </w:tblPr>
       <w:tblGrid>
         <w:gridCol w:w="1320"/>
@@ -587,9 +973,13 @@
           <w:p>
             <w:pPr>
               <w:pStyle w:val="Compact"/>
-              <w:jc w:val="left"/>
-            </w:pPr>
-            <w:r>
+              <w:bidi/>
+              <w:jc w:val="right"/>
+            </w:pPr>
+            <w:r>
+              <w:rPr>
+                <w:rtl/>
+              </w:rPr>
               <w:t xml:space="preserve">#</w:t>
             </w:r>
           </w:p>
@@ -599,9 +989,13 @@
           <w:p>
             <w:pPr>
               <w:pStyle w:val="Compact"/>
-              <w:jc w:val="left"/>
-            </w:pPr>
-            <w:r>
+              <w:bidi/>
+              <w:jc w:val="right"/>
+            </w:pPr>
+            <w:r>
+              <w:rPr>
+                <w:rtl/>
+              </w:rPr>
               <w:t xml:space="preserve">שלב / Step</w:t>
             </w:r>
           </w:p>
@@ -611,9 +1005,13 @@
           <w:p>
             <w:pPr>
               <w:pStyle w:val="Compact"/>
-              <w:jc w:val="left"/>
-            </w:pPr>
-            <w:r>
+              <w:bidi/>
+              <w:jc w:val="right"/>
+            </w:pPr>
+            <w:r>
+              <w:rPr>
+                <w:rtl/>
+              </w:rPr>
               <w:t xml:space="preserve">אחראי / Responsible</w:t>
             </w:r>
           </w:p>
@@ -623,21 +1021,29 @@
           <w:p>
             <w:pPr>
               <w:pStyle w:val="Compact"/>
-              <w:jc w:val="left"/>
-            </w:pPr>
-            <w:r>
-              <w:t xml:space="preserve">מערכת/כלי / System</w:t>
-            </w:r>
-          </w:p>
-        </w:tc>
-        <w:tc>
-          <w:tcPr/>
-          <w:p>
-            <w:pPr>
-              <w:pStyle w:val="Compact"/>
-              <w:jc w:val="left"/>
-            </w:pPr>
-            <w:r>
+              <w:bidi/>
+              <w:jc w:val="right"/>
+            </w:pPr>
+            <w:r>
+              <w:rPr>
+                <w:rtl/>
+              </w:rPr>
+              <w:t xml:space="preserve">מערכת / System</w:t>
+            </w:r>
+          </w:p>
+        </w:tc>
+        <w:tc>
+          <w:tcPr/>
+          <w:p>
+            <w:pPr>
+              <w:pStyle w:val="Compact"/>
+              <w:bidi/>
+              <w:jc w:val="right"/>
+            </w:pPr>
+            <w:r>
+              <w:rPr>
+                <w:rtl/>
+              </w:rPr>
               <w:t xml:space="preserve">פלט / Output</w:t>
             </w:r>
           </w:p>
@@ -647,9 +1053,13 @@
           <w:p>
             <w:pPr>
               <w:pStyle w:val="Compact"/>
-              <w:jc w:val="left"/>
-            </w:pPr>
-            <w:r>
+              <w:bidi/>
+              <w:jc w:val="right"/>
+            </w:pPr>
+            <w:r>
+              <w:rPr>
+                <w:rtl/>
+              </w:rPr>
               <w:t xml:space="preserve">SLA</w:t>
             </w:r>
           </w:p>
@@ -661,9 +1071,13 @@
           <w:p>
             <w:pPr>
               <w:pStyle w:val="Compact"/>
-              <w:jc w:val="left"/>
-            </w:pPr>
-            <w:r>
+              <w:bidi/>
+              <w:jc w:val="right"/>
+            </w:pPr>
+            <w:r>
+              <w:rPr>
+                <w:rtl/>
+              </w:rPr>
               <w:t xml:space="preserve">1</w:t>
             </w:r>
           </w:p>
@@ -673,58 +1087,78 @@
           <w:p>
             <w:pPr>
               <w:pStyle w:val="Compact"/>
-              <w:jc w:val="left"/>
-            </w:pPr>
-            <w:r>
-              <w:t xml:space="preserve">[TO FILL]</w:t>
-            </w:r>
-          </w:p>
-        </w:tc>
-        <w:tc>
-          <w:tcPr/>
-          <w:p>
-            <w:pPr>
-              <w:pStyle w:val="Compact"/>
-              <w:jc w:val="left"/>
-            </w:pPr>
-            <w:r>
-              <w:t xml:space="preserve">[TO FILL]</w:t>
-            </w:r>
-          </w:p>
-        </w:tc>
-        <w:tc>
-          <w:tcPr/>
-          <w:p>
-            <w:pPr>
-              <w:pStyle w:val="Compact"/>
-              <w:jc w:val="left"/>
-            </w:pPr>
-            <w:r>
-              <w:t xml:space="preserve">[TO FILL]</w:t>
-            </w:r>
-          </w:p>
-        </w:tc>
-        <w:tc>
-          <w:tcPr/>
-          <w:p>
-            <w:pPr>
-              <w:pStyle w:val="Compact"/>
-              <w:jc w:val="left"/>
-            </w:pPr>
-            <w:r>
-              <w:t xml:space="preserve">[TO FILL]</w:t>
-            </w:r>
-          </w:p>
-        </w:tc>
-        <w:tc>
-          <w:tcPr/>
-          <w:p>
-            <w:pPr>
-              <w:pStyle w:val="Compact"/>
-              <w:jc w:val="left"/>
-            </w:pPr>
-            <w:r>
-              <w:t xml:space="preserve">[TO FILL]</w:t>
+              <w:bidi/>
+              <w:jc w:val="right"/>
+            </w:pPr>
+            <w:r>
+              <w:rPr>
+                <w:rtl/>
+              </w:rPr>
+              <w:t>_______________________________________________________</w:t>
+            </w:r>
+          </w:p>
+        </w:tc>
+        <w:tc>
+          <w:tcPr/>
+          <w:p>
+            <w:pPr>
+              <w:pStyle w:val="Compact"/>
+              <w:bidi/>
+              <w:jc w:val="right"/>
+            </w:pPr>
+            <w:r>
+              <w:rPr>
+                <w:rtl/>
+              </w:rPr>
+              <w:t>_______________________________________________________</w:t>
+            </w:r>
+          </w:p>
+        </w:tc>
+        <w:tc>
+          <w:tcPr/>
+          <w:p>
+            <w:pPr>
+              <w:pStyle w:val="Compact"/>
+              <w:bidi/>
+              <w:jc w:val="right"/>
+            </w:pPr>
+            <w:r>
+              <w:rPr>
+                <w:rtl/>
+              </w:rPr>
+              <w:t>_______________________________________________________</w:t>
+            </w:r>
+          </w:p>
+        </w:tc>
+        <w:tc>
+          <w:tcPr/>
+          <w:p>
+            <w:pPr>
+              <w:pStyle w:val="Compact"/>
+              <w:bidi/>
+              <w:jc w:val="right"/>
+            </w:pPr>
+            <w:r>
+              <w:rPr>
+                <w:rtl/>
+              </w:rPr>
+              <w:t>_______________________________________________________</w:t>
+            </w:r>
+          </w:p>
+        </w:tc>
+        <w:tc>
+          <w:tcPr/>
+          <w:p>
+            <w:pPr>
+              <w:pStyle w:val="Compact"/>
+              <w:bidi/>
+              <w:jc w:val="right"/>
+            </w:pPr>
+            <w:r>
+              <w:rPr>
+                <w:rtl/>
+              </w:rPr>
+              <w:t>_______________________________________________________</w:t>
             </w:r>
           </w:p>
         </w:tc>
@@ -735,9 +1169,13 @@
           <w:p>
             <w:pPr>
               <w:pStyle w:val="Compact"/>
-              <w:jc w:val="left"/>
-            </w:pPr>
-            <w:r>
+              <w:bidi/>
+              <w:jc w:val="right"/>
+            </w:pPr>
+            <w:r>
+              <w:rPr>
+                <w:rtl/>
+              </w:rPr>
               <w:t xml:space="preserve">2</w:t>
             </w:r>
           </w:p>
@@ -747,58 +1185,78 @@
           <w:p>
             <w:pPr>
               <w:pStyle w:val="Compact"/>
-              <w:jc w:val="left"/>
-            </w:pPr>
-            <w:r>
-              <w:t xml:space="preserve">[TO FILL]</w:t>
-            </w:r>
-          </w:p>
-        </w:tc>
-        <w:tc>
-          <w:tcPr/>
-          <w:p>
-            <w:pPr>
-              <w:pStyle w:val="Compact"/>
-              <w:jc w:val="left"/>
-            </w:pPr>
-            <w:r>
-              <w:t xml:space="preserve">[TO FILL]</w:t>
-            </w:r>
-          </w:p>
-        </w:tc>
-        <w:tc>
-          <w:tcPr/>
-          <w:p>
-            <w:pPr>
-              <w:pStyle w:val="Compact"/>
-              <w:jc w:val="left"/>
-            </w:pPr>
-            <w:r>
-              <w:t xml:space="preserve">[TO FILL]</w:t>
-            </w:r>
-          </w:p>
-        </w:tc>
-        <w:tc>
-          <w:tcPr/>
-          <w:p>
-            <w:pPr>
-              <w:pStyle w:val="Compact"/>
-              <w:jc w:val="left"/>
-            </w:pPr>
-            <w:r>
-              <w:t xml:space="preserve">[TO FILL]</w:t>
-            </w:r>
-          </w:p>
-        </w:tc>
-        <w:tc>
-          <w:tcPr/>
-          <w:p>
-            <w:pPr>
-              <w:pStyle w:val="Compact"/>
-              <w:jc w:val="left"/>
-            </w:pPr>
-            <w:r>
-              <w:t xml:space="preserve">[TO FILL]</w:t>
+              <w:bidi/>
+              <w:jc w:val="right"/>
+            </w:pPr>
+            <w:r>
+              <w:rPr>
+                <w:rtl/>
+              </w:rPr>
+              <w:t>_______________________________________________________</w:t>
+            </w:r>
+          </w:p>
+        </w:tc>
+        <w:tc>
+          <w:tcPr/>
+          <w:p>
+            <w:pPr>
+              <w:pStyle w:val="Compact"/>
+              <w:bidi/>
+              <w:jc w:val="right"/>
+            </w:pPr>
+            <w:r>
+              <w:rPr>
+                <w:rtl/>
+              </w:rPr>
+              <w:t>_______________________________________________________</w:t>
+            </w:r>
+          </w:p>
+        </w:tc>
+        <w:tc>
+          <w:tcPr/>
+          <w:p>
+            <w:pPr>
+              <w:pStyle w:val="Compact"/>
+              <w:bidi/>
+              <w:jc w:val="right"/>
+            </w:pPr>
+            <w:r>
+              <w:rPr>
+                <w:rtl/>
+              </w:rPr>
+              <w:t>_______________________________________________________</w:t>
+            </w:r>
+          </w:p>
+        </w:tc>
+        <w:tc>
+          <w:tcPr/>
+          <w:p>
+            <w:pPr>
+              <w:pStyle w:val="Compact"/>
+              <w:bidi/>
+              <w:jc w:val="right"/>
+            </w:pPr>
+            <w:r>
+              <w:rPr>
+                <w:rtl/>
+              </w:rPr>
+              <w:t>_______________________________________________________</w:t>
+            </w:r>
+          </w:p>
+        </w:tc>
+        <w:tc>
+          <w:tcPr/>
+          <w:p>
+            <w:pPr>
+              <w:pStyle w:val="Compact"/>
+              <w:bidi/>
+              <w:jc w:val="right"/>
+            </w:pPr>
+            <w:r>
+              <w:rPr>
+                <w:rtl/>
+              </w:rPr>
+              <w:t>_______________________________________________________</w:t>
             </w:r>
           </w:p>
         </w:tc>
@@ -809,9 +1267,13 @@
           <w:p>
             <w:pPr>
               <w:pStyle w:val="Compact"/>
-              <w:jc w:val="left"/>
-            </w:pPr>
-            <w:r>
+              <w:bidi/>
+              <w:jc w:val="right"/>
+            </w:pPr>
+            <w:r>
+              <w:rPr>
+                <w:rtl/>
+              </w:rPr>
               <w:t xml:space="preserve">3</w:t>
             </w:r>
           </w:p>
@@ -821,107 +1283,281 @@
           <w:p>
             <w:pPr>
               <w:pStyle w:val="Compact"/>
-              <w:jc w:val="left"/>
-            </w:pPr>
-            <w:r>
-              <w:t xml:space="preserve">[TO FILL]</w:t>
-            </w:r>
-          </w:p>
-        </w:tc>
-        <w:tc>
-          <w:tcPr/>
-          <w:p>
-            <w:pPr>
-              <w:pStyle w:val="Compact"/>
-              <w:jc w:val="left"/>
-            </w:pPr>
-            <w:r>
-              <w:t xml:space="preserve">[TO FILL]</w:t>
-            </w:r>
-          </w:p>
-        </w:tc>
-        <w:tc>
-          <w:tcPr/>
-          <w:p>
-            <w:pPr>
-              <w:pStyle w:val="Compact"/>
-              <w:jc w:val="left"/>
-            </w:pPr>
-            <w:r>
-              <w:t xml:space="preserve">[TO FILL]</w:t>
-            </w:r>
-          </w:p>
-        </w:tc>
-        <w:tc>
-          <w:tcPr/>
-          <w:p>
-            <w:pPr>
-              <w:pStyle w:val="Compact"/>
-              <w:jc w:val="left"/>
-            </w:pPr>
-            <w:r>
-              <w:t xml:space="preserve">[TO FILL]</w:t>
-            </w:r>
-          </w:p>
-        </w:tc>
-        <w:tc>
-          <w:tcPr/>
-          <w:p>
-            <w:pPr>
-              <w:pStyle w:val="Compact"/>
-              <w:jc w:val="left"/>
-            </w:pPr>
-            <w:r>
-              <w:t xml:space="preserve">[TO FILL]</w:t>
+              <w:bidi/>
+              <w:jc w:val="right"/>
+            </w:pPr>
+            <w:r>
+              <w:rPr>
+                <w:rtl/>
+              </w:rPr>
+              <w:t>_______________________________________________________</w:t>
+            </w:r>
+          </w:p>
+        </w:tc>
+        <w:tc>
+          <w:tcPr/>
+          <w:p>
+            <w:pPr>
+              <w:pStyle w:val="Compact"/>
+              <w:bidi/>
+              <w:jc w:val="right"/>
+            </w:pPr>
+            <w:r>
+              <w:rPr>
+                <w:rtl/>
+              </w:rPr>
+              <w:t>_______________________________________________________</w:t>
+            </w:r>
+          </w:p>
+        </w:tc>
+        <w:tc>
+          <w:tcPr/>
+          <w:p>
+            <w:pPr>
+              <w:pStyle w:val="Compact"/>
+              <w:bidi/>
+              <w:jc w:val="right"/>
+            </w:pPr>
+            <w:r>
+              <w:rPr>
+                <w:rtl/>
+              </w:rPr>
+              <w:t>_______________________________________________________</w:t>
+            </w:r>
+          </w:p>
+        </w:tc>
+        <w:tc>
+          <w:tcPr/>
+          <w:p>
+            <w:pPr>
+              <w:pStyle w:val="Compact"/>
+              <w:bidi/>
+              <w:jc w:val="right"/>
+            </w:pPr>
+            <w:r>
+              <w:rPr>
+                <w:rtl/>
+              </w:rPr>
+              <w:t>_______________________________________________________</w:t>
+            </w:r>
+          </w:p>
+        </w:tc>
+        <w:tc>
+          <w:tcPr/>
+          <w:p>
+            <w:pPr>
+              <w:pStyle w:val="Compact"/>
+              <w:bidi/>
+              <w:jc w:val="right"/>
+            </w:pPr>
+            <w:r>
+              <w:rPr>
+                <w:rtl/>
+              </w:rPr>
+              <w:t>_______________________________________________________</w:t>
+            </w:r>
+          </w:p>
+        </w:tc>
+      </w:tr>
+      <w:tr>
+        <w:tc>
+          <w:tcPr/>
+          <w:p>
+            <w:pPr>
+              <w:pStyle w:val="Compact"/>
+              <w:bidi/>
+              <w:jc w:val="right"/>
+            </w:pPr>
+            <w:r>
+              <w:rPr>
+                <w:rtl/>
+              </w:rPr>
+              <w:t xml:space="preserve">4</w:t>
+            </w:r>
+          </w:p>
+        </w:tc>
+        <w:tc>
+          <w:tcPr/>
+          <w:p>
+            <w:pPr>
+              <w:pStyle w:val="Compact"/>
+              <w:bidi/>
+              <w:jc w:val="right"/>
+            </w:pPr>
+            <w:r>
+              <w:rPr>
+                <w:rtl/>
+              </w:rPr>
+              <w:t>_______________________________________________________</w:t>
+            </w:r>
+          </w:p>
+        </w:tc>
+        <w:tc>
+          <w:tcPr/>
+          <w:p>
+            <w:pPr>
+              <w:pStyle w:val="Compact"/>
+              <w:bidi/>
+              <w:jc w:val="right"/>
+            </w:pPr>
+            <w:r>
+              <w:rPr>
+                <w:rtl/>
+              </w:rPr>
+              <w:t>_______________________________________________________</w:t>
+            </w:r>
+          </w:p>
+        </w:tc>
+        <w:tc>
+          <w:tcPr/>
+          <w:p>
+            <w:pPr>
+              <w:pStyle w:val="Compact"/>
+              <w:bidi/>
+              <w:jc w:val="right"/>
+            </w:pPr>
+            <w:r>
+              <w:rPr>
+                <w:rtl/>
+              </w:rPr>
+              <w:t>_______________________________________________________</w:t>
+            </w:r>
+          </w:p>
+        </w:tc>
+        <w:tc>
+          <w:tcPr/>
+          <w:p>
+            <w:pPr>
+              <w:pStyle w:val="Compact"/>
+              <w:bidi/>
+              <w:jc w:val="right"/>
+            </w:pPr>
+            <w:r>
+              <w:rPr>
+                <w:rtl/>
+              </w:rPr>
+              <w:t>_______________________________________________________</w:t>
+            </w:r>
+          </w:p>
+        </w:tc>
+        <w:tc>
+          <w:tcPr/>
+          <w:p>
+            <w:pPr>
+              <w:pStyle w:val="Compact"/>
+              <w:bidi/>
+              <w:jc w:val="right"/>
+            </w:pPr>
+            <w:r>
+              <w:rPr>
+                <w:rtl/>
+              </w:rPr>
+              <w:t>_______________________________________________________</w:t>
             </w:r>
           </w:p>
         </w:tc>
       </w:tr>
     </w:tbl>
+    <w:p>
+      <w:pPr>
+        <w:pStyle w:val="BodyText"/>
+        <w:bidi/>
+        <w:jc w:val="right"/>
+      </w:pPr>
+      <w:r>
+        <w:rPr>
+          <w:rtl/>
+        </w:rPr>
+      </w:r>
+    </w:p>
     <w:bookmarkEnd w:id="22"/>
     <w:bookmarkStart w:id="23" w:name="בקרות-ונקודות-אישור-controls-checkpoints"/>
     <w:p>
       <w:pPr>
         <w:pStyle w:val="Heading2"/>
-      </w:pPr>
-      <w:r>
+        <w:bidi/>
+        <w:jc w:val="right"/>
+      </w:pPr>
+      <w:r>
+        <w:rPr>
+          <w:rtl/>
+        </w:rPr>
         <w:t xml:space="preserve">4. בקרות ונקודות אישור · Controls &amp; Checkpoints</w:t>
       </w:r>
     </w:p>
     <w:p>
       <w:pPr>
-        <w:pStyle w:val="BlockText"/>
+        <w:pStyle w:val="FirstParagraph"/>
+        <w:bidi/>
+        <w:jc w:val="right"/>
       </w:pPr>
       <w:r>
         <w:rPr>
           <w:iCs/>
           <w:i/>
-        </w:rPr>
-        <w:t xml:space="preserve">Guidance: Mandatory approvals, segregation of duties, quality gates.</w:t>
+          <w:rtl/>
+        </w:rPr>
+        <w:t xml:space="preserve">מה למלא:</w:t>
+      </w:r>
+      <w:r>
+        <w:rPr>
+          <w:rtl/>
+        </w:rPr>
+        <w:t xml:space="preserve"> </w:t>
+      </w:r>
+      <w:r>
+        <w:rPr>
+          <w:rtl/>
+        </w:rPr>
+        <w:t xml:space="preserve">אישורים מחייבים, הפרדת תפקידים, ושערי איכות — ולכל אחד מי המאשר.</w:t>
       </w:r>
     </w:p>
     <w:p>
       <w:pPr>
-        <w:numPr>
-          <w:ilvl w:val="0"/>
-          <w:numId w:val="1002"/>
-        </w:numPr>
-        <w:pStyle w:val="Compact"/>
-      </w:pPr>
-      <w:r>
-        <w:t xml:space="preserve">[להשלמה / TO FILL: checkpoint — control — approver]</w:t>
-      </w:r>
-    </w:p>
-    <w:p>
-      <w:pPr>
-        <w:numPr>
-          <w:ilvl w:val="0"/>
-          <w:numId w:val="1002"/>
-        </w:numPr>
-        <w:pStyle w:val="Compact"/>
-      </w:pPr>
-      <w:r>
-        <w:t xml:space="preserve">[להשלמה / TO FILL]</w:t>
+        <w:pStyle w:val="BodyText"/>
+        <w:bidi/>
+        <w:jc w:val="right"/>
+      </w:pPr>
+      <w:r>
+        <w:rPr>
+          <w:rtl/>
+        </w:rPr>
+        <w:t xml:space="preserve">נקודת בקרה / Checkpoint — בקרה — מאשר:</w:t>
+      </w:r>
+      <w:r>
+        <w:rPr>
+          <w:rtl/>
+        </w:rPr>
+        <w:t xml:space="preserve"> </w:t>
+      </w:r>
+      <w:r>
+        <w:rPr>
+          <w:rtl/>
+        </w:rPr>
+        <w:t>_______________________________________________________</w:t>
+      </w:r>
+      <w:r>
+        <w:rPr>
+          <w:rtl/>
+        </w:rPr>
+        <w:t xml:space="preserve"> </w:t>
+      </w:r>
+      <w:r>
+        <w:rPr>
+          <w:rtl/>
+        </w:rPr>
+        <w:t>_______________________________________________________</w:t>
+      </w:r>
+      <w:r>
+        <w:rPr>
+          <w:rtl/>
+        </w:rPr>
+        <w:t xml:space="preserve"> </w:t>
+      </w:r>
+      <w:r>
+        <w:rPr>
+          <w:rtl/>
+        </w:rPr>
       </w:r>
     </w:p>
     <w:bookmarkEnd w:id="23"/>
@@ -929,45 +1565,89 @@
     <w:p>
       <w:pPr>
         <w:pStyle w:val="Heading2"/>
-      </w:pPr>
-      <w:r>
+        <w:bidi/>
+        <w:jc w:val="right"/>
+      </w:pPr>
+      <w:r>
+        <w:rPr>
+          <w:rtl/>
+        </w:rPr>
         <w:t xml:space="preserve">5. חריגים והסלמה · Exceptions &amp; Escalation</w:t>
       </w:r>
     </w:p>
     <w:p>
       <w:pPr>
-        <w:pStyle w:val="BlockText"/>
+        <w:pStyle w:val="FirstParagraph"/>
+        <w:bidi/>
+        <w:jc w:val="right"/>
       </w:pPr>
       <w:r>
         <w:rPr>
           <w:iCs/>
           <w:i/>
-        </w:rPr>
-        <w:t xml:space="preserve">Guidance: What to do when the happy path breaks, and who decides.</w:t>
+          <w:rtl/>
+        </w:rPr>
+        <w:t xml:space="preserve">מה למלא:</w:t>
+      </w:r>
+      <w:r>
+        <w:rPr>
+          <w:rtl/>
+        </w:rPr>
+        <w:t xml:space="preserve"> </w:t>
+      </w:r>
+      <w:r>
+        <w:rPr>
+          <w:rtl/>
+        </w:rPr>
+        <w:t xml:space="preserve">מה עושים כשהמסלול התקין נשבר, ומי מחליט.</w:t>
       </w:r>
     </w:p>
     <w:p>
       <w:pPr>
-        <w:numPr>
-          <w:ilvl w:val="0"/>
-          <w:numId w:val="1003"/>
-        </w:numPr>
-        <w:pStyle w:val="Compact"/>
-      </w:pPr>
-      <w:r>
-        <w:t xml:space="preserve">[להשלמה / TO FILL: exception → action → escalate to]</w:t>
-      </w:r>
-    </w:p>
-    <w:p>
-      <w:pPr>
-        <w:numPr>
-          <w:ilvl w:val="0"/>
-          <w:numId w:val="1003"/>
-        </w:numPr>
-        <w:pStyle w:val="Compact"/>
-      </w:pPr>
-      <w:r>
-        <w:t xml:space="preserve">[להשלמה / TO FILL]</w:t>
+        <w:pStyle w:val="BodyText"/>
+        <w:bidi/>
+        <w:jc w:val="right"/>
+      </w:pPr>
+      <w:r>
+        <w:rPr>
+          <w:rtl/>
+        </w:rPr>
+        <w:t xml:space="preserve">חריג / Exception — פעולה — מסלים ל-:</w:t>
+      </w:r>
+      <w:r>
+        <w:rPr>
+          <w:rtl/>
+        </w:rPr>
+        <w:t xml:space="preserve"> </w:t>
+      </w:r>
+      <w:r>
+        <w:rPr>
+          <w:rtl/>
+        </w:rPr>
+        <w:t>_______________________________________________________</w:t>
+      </w:r>
+      <w:r>
+        <w:rPr>
+          <w:rtl/>
+        </w:rPr>
+        <w:t xml:space="preserve"> </w:t>
+      </w:r>
+      <w:r>
+        <w:rPr>
+          <w:rtl/>
+        </w:rPr>
+        <w:t>_______________________________________________________</w:t>
+      </w:r>
+      <w:r>
+        <w:rPr>
+          <w:rtl/>
+        </w:rPr>
+        <w:t xml:space="preserve"> </w:t>
+      </w:r>
+      <w:r>
+        <w:rPr>
+          <w:rtl/>
+        </w:rPr>
       </w:r>
     </w:p>
     <w:bookmarkEnd w:id="24"/>
@@ -975,91 +1655,131 @@
     <w:p>
       <w:pPr>
         <w:pStyle w:val="Heading2"/>
-      </w:pPr>
-      <w:r>
+        <w:bidi/>
+        <w:jc w:val="right"/>
+      </w:pPr>
+      <w:r>
+        <w:rPr>
+          <w:rtl/>
+        </w:rPr>
         <w:t xml:space="preserve">6. מדדי תהליך · Process KPIs</w:t>
       </w:r>
     </w:p>
     <w:p>
       <w:pPr>
-        <w:pStyle w:val="BlockText"/>
+        <w:pStyle w:val="FirstParagraph"/>
+        <w:bidi/>
+        <w:jc w:val="right"/>
       </w:pPr>
       <w:r>
         <w:rPr>
           <w:iCs/>
           <w:i/>
-        </w:rPr>
-        <w:t xml:space="preserve">Guidance: How this process is measured (cycle time, error rate, throughput,</w:t>
+          <w:rtl/>
+        </w:rPr>
+        <w:t xml:space="preserve">מה למלא:</w:t>
+      </w:r>
+      <w:r>
+        <w:rPr>
+          <w:rtl/>
+        </w:rPr>
+        <w:t xml:space="preserve"> </w:t>
+      </w:r>
+      <w:r>
+        <w:rPr>
+          <w:rtl/>
+        </w:rPr>
+        <w:t xml:space="preserve">כיצד התהליך נמדד (זמן מחזור, שיעור שגיאות, תפוקה, עמידה ב-SLA), עם יעד.</w:t>
+      </w:r>
+    </w:p>
+    <w:p>
+      <w:pPr>
+        <w:pStyle w:val="BodyText"/>
+        <w:bidi/>
+        <w:jc w:val="right"/>
+      </w:pPr>
+      <w:r>
+        <w:rPr>
+          <w:rtl/>
+        </w:rPr>
+        <w:t>_______________________________________________________</w:t>
+      </w:r>
+      <w:r>
+        <w:rPr>
+          <w:rtl/>
+        </w:rPr>
+        <w:t xml:space="preserve"> </w:t>
+      </w:r>
+      <w:r>
+        <w:rPr>
+          <w:rtl/>
+        </w:rPr>
+        <w:t>_______________________________________________________</w:t>
+      </w:r>
+      <w:r>
+        <w:rPr>
+          <w:rtl/>
+        </w:rPr>
+        <w:t xml:space="preserve"> </w:t>
+      </w:r>
+      <w:r>
+        <w:rPr>
+          <w:rtl/>
+        </w:rPr>
+      </w:r>
+    </w:p>
+    <w:bookmarkEnd w:id="25"/>
+    <w:bookmarkStart w:id="26" w:name="X20d0289b56244afd2b97b9d7ac09202e7f97f0e"/>
+    <w:p>
+      <w:pPr>
+        <w:pStyle w:val="Heading2"/>
+        <w:bidi/>
+        <w:jc w:val="right"/>
+      </w:pPr>
+      <w:r>
+        <w:rPr>
+          <w:rtl/>
+        </w:rPr>
+        <w:t xml:space="preserve">7. מסמכים ומערכות קשורים · Related Documents &amp; Systems</w:t>
+      </w:r>
+      <w:r>
+        <w:rPr>
+          <w:rtl/>
+        </w:rPr>
+        <w:t xml:space="preserve"> </w:t>
       </w:r>
       <w:r>
         <w:rPr>
           <w:iCs/>
           <w:i/>
-        </w:rPr>
-        <w:t xml:space="preserve"> </w:t>
-      </w:r>
-      <w:r>
-        <w:rPr>
-          <w:iCs/>
-          <w:i/>
-        </w:rPr>
-        <w:t xml:space="preserve">SLA adherence). Link to the KPI template.</w:t>
+          <w:rtl/>
+        </w:rPr>
+        <w:t xml:space="preserve">(אופציונלי / optional)</w:t>
       </w:r>
     </w:p>
     <w:p>
       <w:pPr>
-        <w:numPr>
-          <w:ilvl w:val="0"/>
-          <w:numId w:val="1004"/>
-        </w:numPr>
-        <w:pStyle w:val="Compact"/>
-      </w:pPr>
-      <w:r>
-        <w:t xml:space="preserve">[להשלמה / TO FILL: KPI + target]</w:t>
-      </w:r>
-    </w:p>
-    <w:p>
-      <w:pPr>
-        <w:numPr>
-          <w:ilvl w:val="0"/>
-          <w:numId w:val="1004"/>
-        </w:numPr>
-        <w:pStyle w:val="Compact"/>
-      </w:pPr>
-      <w:r>
-        <w:t xml:space="preserve">[להשלמה / TO FILL]</w:t>
-      </w:r>
-    </w:p>
-    <w:bookmarkEnd w:id="25"/>
-    <w:bookmarkStart w:id="26" w:name="Xc18d4f7ea65bf8dbc810c3751accc7b752ea3f1"/>
-    <w:p>
-      <w:pPr>
-        <w:pStyle w:val="Heading2"/>
-      </w:pPr>
-      <w:r>
-        <w:t xml:space="preserve">7. מסמכים ומערכות קשורים · Related Documents &amp; Systems</w:t>
-      </w:r>
-      <w:r>
-        <w:t xml:space="preserve"> </w:t>
-      </w:r>
-      <w:r>
-        <w:rPr>
-          <w:iCs/>
-          <w:i/>
-        </w:rPr>
-        <w:t xml:space="preserve">(optional)</w:t>
-      </w:r>
-    </w:p>
-    <w:p>
-      <w:pPr>
-        <w:numPr>
-          <w:ilvl w:val="0"/>
-          <w:numId w:val="1005"/>
-        </w:numPr>
-        <w:pStyle w:val="Compact"/>
-      </w:pPr>
-      <w:r>
-        <w:t xml:space="preserve">[להשלמה / TO FILL]</w:t>
+        <w:pStyle w:val="FirstParagraph"/>
+        <w:bidi/>
+        <w:jc w:val="right"/>
+      </w:pPr>
+      <w:r>
+        <w:rPr>
+          <w:rtl/>
+        </w:rPr>
+        <w:t>_______________________________________________________</w:t>
+      </w:r>
+      <w:r>
+        <w:rPr>
+          <w:rtl/>
+        </w:rPr>
+        <w:t xml:space="preserve"> </w:t>
+      </w:r>
+      <w:r>
+        <w:rPr>
+          <w:rtl/>
+        </w:rPr>
+        <w:t>_______________________________________________________</w:t>
       </w:r>
     </w:p>
     <w:bookmarkEnd w:id="26"/>
@@ -1170,99 +1890,8 @@
       </w:pPr>
     </w:lvl>
   </w:abstractNum>
-  <w:abstractNum w:abstractNumId="991">
-    <w:nsid w:val="A991"/>
-    <w:multiLevelType w:val="multilevel"/>
-    <w:lvl w:ilvl="0">
-      <w:numFmt w:val="bullet"/>
-      <w:lvlText w:val="•"/>
-      <w:lvlJc w:val="left"/>
-      <w:pPr>
-        <w:ind w:left="720" w:hanging="480"/>
-      </w:pPr>
-    </w:lvl>
-    <w:lvl w:ilvl="1">
-      <w:numFmt w:val="bullet"/>
-      <w:lvlText w:val="–"/>
-      <w:lvlJc w:val="left"/>
-      <w:pPr>
-        <w:ind w:left="1440" w:hanging="480"/>
-      </w:pPr>
-    </w:lvl>
-    <w:lvl w:ilvl="2">
-      <w:numFmt w:val="bullet"/>
-      <w:lvlText w:val="•"/>
-      <w:lvlJc w:val="left"/>
-      <w:pPr>
-        <w:ind w:left="2160" w:hanging="480"/>
-      </w:pPr>
-    </w:lvl>
-    <w:lvl w:ilvl="3">
-      <w:numFmt w:val="bullet"/>
-      <w:lvlText w:val="–"/>
-      <w:lvlJc w:val="left"/>
-      <w:pPr>
-        <w:ind w:left="2880" w:hanging="480"/>
-      </w:pPr>
-    </w:lvl>
-    <w:lvl w:ilvl="4">
-      <w:numFmt w:val="bullet"/>
-      <w:lvlText w:val="•"/>
-      <w:lvlJc w:val="left"/>
-      <w:pPr>
-        <w:ind w:left="3600" w:hanging="480"/>
-      </w:pPr>
-    </w:lvl>
-    <w:lvl w:ilvl="5">
-      <w:numFmt w:val="bullet"/>
-      <w:lvlText w:val="–"/>
-      <w:lvlJc w:val="left"/>
-      <w:pPr>
-        <w:ind w:left="4320" w:hanging="480"/>
-      </w:pPr>
-    </w:lvl>
-    <w:lvl w:ilvl="6">
-      <w:numFmt w:val="bullet"/>
-      <w:lvlText w:val="•"/>
-      <w:lvlJc w:val="left"/>
-      <w:pPr>
-        <w:ind w:left="5040" w:hanging="480"/>
-      </w:pPr>
-    </w:lvl>
-    <w:lvl w:ilvl="7">
-      <w:numFmt w:val="bullet"/>
-      <w:lvlText w:val="–"/>
-      <w:lvlJc w:val="left"/>
-      <w:pPr>
-        <w:ind w:left="5760" w:hanging="480"/>
-      </w:pPr>
-    </w:lvl>
-    <w:lvl w:ilvl="8">
-      <w:numFmt w:val="bullet"/>
-      <w:lvlText w:val="•"/>
-      <w:lvlJc w:val="left"/>
-      <w:pPr>
-        <w:ind w:left="6480" w:hanging="480"/>
-      </w:pPr>
-    </w:lvl>
-  </w:abstractNum>
   <w:num w:numId="1000">
     <w:abstractNumId w:val="990"/>
-  </w:num>
-  <w:num w:numId="1001">
-    <w:abstractNumId w:val="991"/>
-  </w:num>
-  <w:num w:numId="1002">
-    <w:abstractNumId w:val="991"/>
-  </w:num>
-  <w:num w:numId="1003">
-    <w:abstractNumId w:val="991"/>
-  </w:num>
-  <w:num w:numId="1004">
-    <w:abstractNumId w:val="991"/>
-  </w:num>
-  <w:num w:numId="1005">
-    <w:abstractNumId w:val="991"/>
   </w:num>
 </w:numbering>
 </file>

--- a/dist/word/workflows.docx
+++ b/dist/word/workflows.docx
@@ -1784,7 +1784,9 @@
     </w:p>
     <w:bookmarkEnd w:id="26"/>
     <w:bookmarkEnd w:id="27"/>
-    <w:sectPr/>
+    <w:sectPr>
+      <w:bidi/>
+    </w:sectPr>
   </w:body>
 </w:document>
 </file>

--- a/dist/word/workflows.docx
+++ b/dist/word/workflows.docx
@@ -7,7 +7,6 @@
       <w:pPr>
         <w:pStyle w:val="Heading1"/>
         <w:bidi/>
-        <w:jc w:val="right"/>
       </w:pPr>
       <w:r>
         <w:rPr>
@@ -20,7 +19,6 @@
       <w:pPr>
         <w:pStyle w:val="FirstParagraph"/>
         <w:bidi/>
-        <w:jc w:val="right"/>
       </w:pPr>
       <w:r>
         <w:rPr>
@@ -59,7 +57,6 @@
       <w:pPr>
         <w:pStyle w:val="BodyText"/>
         <w:bidi/>
-        <w:jc w:val="right"/>
       </w:pPr>
       <w:r>
         <w:rPr>
@@ -345,7 +342,6 @@
     <w:p>
       <w:pPr>
         <w:bidi/>
-        <w:jc w:val="right"/>
       </w:pPr>
       <w:r>
         <w:rPr>
@@ -361,7 +357,6 @@
       <w:pPr>
         <w:pStyle w:val="Heading2"/>
         <w:bidi/>
-        <w:jc w:val="right"/>
       </w:pPr>
       <w:r>
         <w:rPr>
@@ -374,7 +369,6 @@
       <w:pPr>
         <w:pStyle w:val="FirstParagraph"/>
         <w:bidi/>
-        <w:jc w:val="right"/>
       </w:pPr>
       <w:r>
         <w:rPr>
@@ -401,7 +395,6 @@
       <w:pPr>
         <w:pStyle w:val="BodyText"/>
         <w:bidi/>
-        <w:jc w:val="right"/>
       </w:pPr>
       <w:r>
         <w:rPr>
@@ -487,7 +480,6 @@
       <w:pPr>
         <w:pStyle w:val="Heading2"/>
         <w:bidi/>
-        <w:jc w:val="right"/>
       </w:pPr>
       <w:r>
         <w:rPr>
@@ -500,7 +492,6 @@
       <w:pPr>
         <w:pStyle w:val="FirstParagraph"/>
         <w:bidi/>
-        <w:jc w:val="right"/>
       </w:pPr>
       <w:r>
         <w:rPr>
@@ -560,7 +551,6 @@
             <w:pPr>
               <w:pStyle w:val="Compact"/>
               <w:bidi/>
-              <w:jc w:val="right"/>
             </w:pPr>
             <w:r>
               <w:rPr>
@@ -576,7 +566,6 @@
             <w:pPr>
               <w:pStyle w:val="Compact"/>
               <w:bidi/>
-              <w:jc w:val="right"/>
             </w:pPr>
             <w:r>
               <w:rPr>
@@ -592,7 +581,6 @@
             <w:pPr>
               <w:pStyle w:val="Compact"/>
               <w:bidi/>
-              <w:jc w:val="right"/>
             </w:pPr>
             <w:r>
               <w:rPr>
@@ -608,7 +596,6 @@
             <w:pPr>
               <w:pStyle w:val="Compact"/>
               <w:bidi/>
-              <w:jc w:val="right"/>
             </w:pPr>
             <w:r>
               <w:rPr>
@@ -624,7 +611,6 @@
             <w:pPr>
               <w:pStyle w:val="Compact"/>
               <w:bidi/>
-              <w:jc w:val="right"/>
             </w:pPr>
             <w:r>
               <w:rPr>
@@ -642,71 +628,66 @@
             <w:pPr>
               <w:pStyle w:val="Compact"/>
               <w:bidi/>
-              <w:jc w:val="right"/>
-            </w:pPr>
-            <w:r>
-              <w:rPr>
-                <w:rtl/>
-              </w:rPr>
-              <w:t>_______________________________________________________</w:t>
-            </w:r>
-          </w:p>
-        </w:tc>
-        <w:tc>
-          <w:tcPr/>
-          <w:p>
-            <w:pPr>
-              <w:pStyle w:val="Compact"/>
-              <w:bidi/>
-              <w:jc w:val="right"/>
-            </w:pPr>
-            <w:r>
-              <w:rPr>
-                <w:rtl/>
-              </w:rPr>
-              <w:t>_______________________________________________________</w:t>
-            </w:r>
-          </w:p>
-        </w:tc>
-        <w:tc>
-          <w:tcPr/>
-          <w:p>
-            <w:pPr>
-              <w:pStyle w:val="Compact"/>
-              <w:bidi/>
-              <w:jc w:val="right"/>
-            </w:pPr>
-            <w:r>
-              <w:rPr>
-                <w:rtl/>
-              </w:rPr>
-              <w:t>_______________________________________________________</w:t>
-            </w:r>
-          </w:p>
-        </w:tc>
-        <w:tc>
-          <w:tcPr/>
-          <w:p>
-            <w:pPr>
-              <w:pStyle w:val="Compact"/>
-              <w:bidi/>
-              <w:jc w:val="right"/>
-            </w:pPr>
-            <w:r>
-              <w:rPr>
-                <w:rtl/>
-              </w:rPr>
-              <w:t>_______________________________________________________</w:t>
-            </w:r>
-          </w:p>
-        </w:tc>
-        <w:tc>
-          <w:tcPr/>
-          <w:p>
-            <w:pPr>
-              <w:pStyle w:val="Compact"/>
-              <w:bidi/>
-              <w:jc w:val="right"/>
+            </w:pPr>
+            <w:r>
+              <w:rPr>
+                <w:rtl/>
+              </w:rPr>
+              <w:t>_______________________________________________________</w:t>
+            </w:r>
+          </w:p>
+        </w:tc>
+        <w:tc>
+          <w:tcPr/>
+          <w:p>
+            <w:pPr>
+              <w:pStyle w:val="Compact"/>
+              <w:bidi/>
+            </w:pPr>
+            <w:r>
+              <w:rPr>
+                <w:rtl/>
+              </w:rPr>
+              <w:t>_______________________________________________________</w:t>
+            </w:r>
+          </w:p>
+        </w:tc>
+        <w:tc>
+          <w:tcPr/>
+          <w:p>
+            <w:pPr>
+              <w:pStyle w:val="Compact"/>
+              <w:bidi/>
+            </w:pPr>
+            <w:r>
+              <w:rPr>
+                <w:rtl/>
+              </w:rPr>
+              <w:t>_______________________________________________________</w:t>
+            </w:r>
+          </w:p>
+        </w:tc>
+        <w:tc>
+          <w:tcPr/>
+          <w:p>
+            <w:pPr>
+              <w:pStyle w:val="Compact"/>
+              <w:bidi/>
+            </w:pPr>
+            <w:r>
+              <w:rPr>
+                <w:rtl/>
+              </w:rPr>
+              <w:t>_______________________________________________________</w:t>
+            </w:r>
+          </w:p>
+        </w:tc>
+        <w:tc>
+          <w:tcPr/>
+          <w:p>
+            <w:pPr>
+              <w:pStyle w:val="Compact"/>
+              <w:bidi/>
             </w:pPr>
             <w:r>
               <w:rPr>
@@ -724,71 +705,66 @@
             <w:pPr>
               <w:pStyle w:val="Compact"/>
               <w:bidi/>
-              <w:jc w:val="right"/>
-            </w:pPr>
-            <w:r>
-              <w:rPr>
-                <w:rtl/>
-              </w:rPr>
-              <w:t>_______________________________________________________</w:t>
-            </w:r>
-          </w:p>
-        </w:tc>
-        <w:tc>
-          <w:tcPr/>
-          <w:p>
-            <w:pPr>
-              <w:pStyle w:val="Compact"/>
-              <w:bidi/>
-              <w:jc w:val="right"/>
-            </w:pPr>
-            <w:r>
-              <w:rPr>
-                <w:rtl/>
-              </w:rPr>
-              <w:t>_______________________________________________________</w:t>
-            </w:r>
-          </w:p>
-        </w:tc>
-        <w:tc>
-          <w:tcPr/>
-          <w:p>
-            <w:pPr>
-              <w:pStyle w:val="Compact"/>
-              <w:bidi/>
-              <w:jc w:val="right"/>
-            </w:pPr>
-            <w:r>
-              <w:rPr>
-                <w:rtl/>
-              </w:rPr>
-              <w:t>_______________________________________________________</w:t>
-            </w:r>
-          </w:p>
-        </w:tc>
-        <w:tc>
-          <w:tcPr/>
-          <w:p>
-            <w:pPr>
-              <w:pStyle w:val="Compact"/>
-              <w:bidi/>
-              <w:jc w:val="right"/>
-            </w:pPr>
-            <w:r>
-              <w:rPr>
-                <w:rtl/>
-              </w:rPr>
-              <w:t>_______________________________________________________</w:t>
-            </w:r>
-          </w:p>
-        </w:tc>
-        <w:tc>
-          <w:tcPr/>
-          <w:p>
-            <w:pPr>
-              <w:pStyle w:val="Compact"/>
-              <w:bidi/>
-              <w:jc w:val="right"/>
+            </w:pPr>
+            <w:r>
+              <w:rPr>
+                <w:rtl/>
+              </w:rPr>
+              <w:t>_______________________________________________________</w:t>
+            </w:r>
+          </w:p>
+        </w:tc>
+        <w:tc>
+          <w:tcPr/>
+          <w:p>
+            <w:pPr>
+              <w:pStyle w:val="Compact"/>
+              <w:bidi/>
+            </w:pPr>
+            <w:r>
+              <w:rPr>
+                <w:rtl/>
+              </w:rPr>
+              <w:t>_______________________________________________________</w:t>
+            </w:r>
+          </w:p>
+        </w:tc>
+        <w:tc>
+          <w:tcPr/>
+          <w:p>
+            <w:pPr>
+              <w:pStyle w:val="Compact"/>
+              <w:bidi/>
+            </w:pPr>
+            <w:r>
+              <w:rPr>
+                <w:rtl/>
+              </w:rPr>
+              <w:t>_______________________________________________________</w:t>
+            </w:r>
+          </w:p>
+        </w:tc>
+        <w:tc>
+          <w:tcPr/>
+          <w:p>
+            <w:pPr>
+              <w:pStyle w:val="Compact"/>
+              <w:bidi/>
+            </w:pPr>
+            <w:r>
+              <w:rPr>
+                <w:rtl/>
+              </w:rPr>
+              <w:t>_______________________________________________________</w:t>
+            </w:r>
+          </w:p>
+        </w:tc>
+        <w:tc>
+          <w:tcPr/>
+          <w:p>
+            <w:pPr>
+              <w:pStyle w:val="Compact"/>
+              <w:bidi/>
             </w:pPr>
             <w:r>
               <w:rPr>
@@ -806,71 +782,66 @@
             <w:pPr>
               <w:pStyle w:val="Compact"/>
               <w:bidi/>
-              <w:jc w:val="right"/>
-            </w:pPr>
-            <w:r>
-              <w:rPr>
-                <w:rtl/>
-              </w:rPr>
-              <w:t>_______________________________________________________</w:t>
-            </w:r>
-          </w:p>
-        </w:tc>
-        <w:tc>
-          <w:tcPr/>
-          <w:p>
-            <w:pPr>
-              <w:pStyle w:val="Compact"/>
-              <w:bidi/>
-              <w:jc w:val="right"/>
-            </w:pPr>
-            <w:r>
-              <w:rPr>
-                <w:rtl/>
-              </w:rPr>
-              <w:t>_______________________________________________________</w:t>
-            </w:r>
-          </w:p>
-        </w:tc>
-        <w:tc>
-          <w:tcPr/>
-          <w:p>
-            <w:pPr>
-              <w:pStyle w:val="Compact"/>
-              <w:bidi/>
-              <w:jc w:val="right"/>
-            </w:pPr>
-            <w:r>
-              <w:rPr>
-                <w:rtl/>
-              </w:rPr>
-              <w:t>_______________________________________________________</w:t>
-            </w:r>
-          </w:p>
-        </w:tc>
-        <w:tc>
-          <w:tcPr/>
-          <w:p>
-            <w:pPr>
-              <w:pStyle w:val="Compact"/>
-              <w:bidi/>
-              <w:jc w:val="right"/>
-            </w:pPr>
-            <w:r>
-              <w:rPr>
-                <w:rtl/>
-              </w:rPr>
-              <w:t>_______________________________________________________</w:t>
-            </w:r>
-          </w:p>
-        </w:tc>
-        <w:tc>
-          <w:tcPr/>
-          <w:p>
-            <w:pPr>
-              <w:pStyle w:val="Compact"/>
-              <w:bidi/>
-              <w:jc w:val="right"/>
+            </w:pPr>
+            <w:r>
+              <w:rPr>
+                <w:rtl/>
+              </w:rPr>
+              <w:t>_______________________________________________________</w:t>
+            </w:r>
+          </w:p>
+        </w:tc>
+        <w:tc>
+          <w:tcPr/>
+          <w:p>
+            <w:pPr>
+              <w:pStyle w:val="Compact"/>
+              <w:bidi/>
+            </w:pPr>
+            <w:r>
+              <w:rPr>
+                <w:rtl/>
+              </w:rPr>
+              <w:t>_______________________________________________________</w:t>
+            </w:r>
+          </w:p>
+        </w:tc>
+        <w:tc>
+          <w:tcPr/>
+          <w:p>
+            <w:pPr>
+              <w:pStyle w:val="Compact"/>
+              <w:bidi/>
+            </w:pPr>
+            <w:r>
+              <w:rPr>
+                <w:rtl/>
+              </w:rPr>
+              <w:t>_______________________________________________________</w:t>
+            </w:r>
+          </w:p>
+        </w:tc>
+        <w:tc>
+          <w:tcPr/>
+          <w:p>
+            <w:pPr>
+              <w:pStyle w:val="Compact"/>
+              <w:bidi/>
+            </w:pPr>
+            <w:r>
+              <w:rPr>
+                <w:rtl/>
+              </w:rPr>
+              <w:t>_______________________________________________________</w:t>
+            </w:r>
+          </w:p>
+        </w:tc>
+        <w:tc>
+          <w:tcPr/>
+          <w:p>
+            <w:pPr>
+              <w:pStyle w:val="Compact"/>
+              <w:bidi/>
             </w:pPr>
             <w:r>
               <w:rPr>
@@ -886,7 +857,6 @@
       <w:pPr>
         <w:pStyle w:val="BodyText"/>
         <w:bidi/>
-        <w:jc w:val="right"/>
       </w:pPr>
       <w:r>
         <w:rPr>
@@ -900,7 +870,6 @@
       <w:pPr>
         <w:pStyle w:val="Heading2"/>
         <w:bidi/>
-        <w:jc w:val="right"/>
       </w:pPr>
       <w:r>
         <w:rPr>
@@ -913,7 +882,6 @@
       <w:pPr>
         <w:pStyle w:val="FirstParagraph"/>
         <w:bidi/>
-        <w:jc w:val="right"/>
       </w:pPr>
       <w:r>
         <w:rPr>
@@ -974,7 +942,6 @@
             <w:pPr>
               <w:pStyle w:val="Compact"/>
               <w:bidi/>
-              <w:jc w:val="right"/>
             </w:pPr>
             <w:r>
               <w:rPr>
@@ -990,7 +957,6 @@
             <w:pPr>
               <w:pStyle w:val="Compact"/>
               <w:bidi/>
-              <w:jc w:val="right"/>
             </w:pPr>
             <w:r>
               <w:rPr>
@@ -1006,7 +972,6 @@
             <w:pPr>
               <w:pStyle w:val="Compact"/>
               <w:bidi/>
-              <w:jc w:val="right"/>
             </w:pPr>
             <w:r>
               <w:rPr>
@@ -1022,7 +987,6 @@
             <w:pPr>
               <w:pStyle w:val="Compact"/>
               <w:bidi/>
-              <w:jc w:val="right"/>
             </w:pPr>
             <w:r>
               <w:rPr>
@@ -1038,7 +1002,6 @@
             <w:pPr>
               <w:pStyle w:val="Compact"/>
               <w:bidi/>
-              <w:jc w:val="right"/>
             </w:pPr>
             <w:r>
               <w:rPr>
@@ -1054,7 +1017,6 @@
             <w:pPr>
               <w:pStyle w:val="Compact"/>
               <w:bidi/>
-              <w:jc w:val="right"/>
             </w:pPr>
             <w:r>
               <w:rPr>
@@ -1072,7 +1034,6 @@
             <w:pPr>
               <w:pStyle w:val="Compact"/>
               <w:bidi/>
-              <w:jc w:val="right"/>
             </w:pPr>
             <w:r>
               <w:rPr>
@@ -1088,71 +1049,66 @@
             <w:pPr>
               <w:pStyle w:val="Compact"/>
               <w:bidi/>
-              <w:jc w:val="right"/>
-            </w:pPr>
-            <w:r>
-              <w:rPr>
-                <w:rtl/>
-              </w:rPr>
-              <w:t>_______________________________________________________</w:t>
-            </w:r>
-          </w:p>
-        </w:tc>
-        <w:tc>
-          <w:tcPr/>
-          <w:p>
-            <w:pPr>
-              <w:pStyle w:val="Compact"/>
-              <w:bidi/>
-              <w:jc w:val="right"/>
-            </w:pPr>
-            <w:r>
-              <w:rPr>
-                <w:rtl/>
-              </w:rPr>
-              <w:t>_______________________________________________________</w:t>
-            </w:r>
-          </w:p>
-        </w:tc>
-        <w:tc>
-          <w:tcPr/>
-          <w:p>
-            <w:pPr>
-              <w:pStyle w:val="Compact"/>
-              <w:bidi/>
-              <w:jc w:val="right"/>
-            </w:pPr>
-            <w:r>
-              <w:rPr>
-                <w:rtl/>
-              </w:rPr>
-              <w:t>_______________________________________________________</w:t>
-            </w:r>
-          </w:p>
-        </w:tc>
-        <w:tc>
-          <w:tcPr/>
-          <w:p>
-            <w:pPr>
-              <w:pStyle w:val="Compact"/>
-              <w:bidi/>
-              <w:jc w:val="right"/>
-            </w:pPr>
-            <w:r>
-              <w:rPr>
-                <w:rtl/>
-              </w:rPr>
-              <w:t>_______________________________________________________</w:t>
-            </w:r>
-          </w:p>
-        </w:tc>
-        <w:tc>
-          <w:tcPr/>
-          <w:p>
-            <w:pPr>
-              <w:pStyle w:val="Compact"/>
-              <w:bidi/>
-              <w:jc w:val="right"/>
+            </w:pPr>
+            <w:r>
+              <w:rPr>
+                <w:rtl/>
+              </w:rPr>
+              <w:t>_______________________________________________________</w:t>
+            </w:r>
+          </w:p>
+        </w:tc>
+        <w:tc>
+          <w:tcPr/>
+          <w:p>
+            <w:pPr>
+              <w:pStyle w:val="Compact"/>
+              <w:bidi/>
+            </w:pPr>
+            <w:r>
+              <w:rPr>
+                <w:rtl/>
+              </w:rPr>
+              <w:t>_______________________________________________________</w:t>
+            </w:r>
+          </w:p>
+        </w:tc>
+        <w:tc>
+          <w:tcPr/>
+          <w:p>
+            <w:pPr>
+              <w:pStyle w:val="Compact"/>
+              <w:bidi/>
+            </w:pPr>
+            <w:r>
+              <w:rPr>
+                <w:rtl/>
+              </w:rPr>
+              <w:t>_______________________________________________________</w:t>
+            </w:r>
+          </w:p>
+        </w:tc>
+        <w:tc>
+          <w:tcPr/>
+          <w:p>
+            <w:pPr>
+              <w:pStyle w:val="Compact"/>
+              <w:bidi/>
+            </w:pPr>
+            <w:r>
+              <w:rPr>
+                <w:rtl/>
+              </w:rPr>
+              <w:t>_______________________________________________________</w:t>
+            </w:r>
+          </w:p>
+        </w:tc>
+        <w:tc>
+          <w:tcPr/>
+          <w:p>
+            <w:pPr>
+              <w:pStyle w:val="Compact"/>
+              <w:bidi/>
             </w:pPr>
             <w:r>
               <w:rPr>
@@ -1170,7 +1126,6 @@
             <w:pPr>
               <w:pStyle w:val="Compact"/>
               <w:bidi/>
-              <w:jc w:val="right"/>
             </w:pPr>
             <w:r>
               <w:rPr>
@@ -1186,71 +1141,66 @@
             <w:pPr>
               <w:pStyle w:val="Compact"/>
               <w:bidi/>
-              <w:jc w:val="right"/>
-            </w:pPr>
-            <w:r>
-              <w:rPr>
-                <w:rtl/>
-              </w:rPr>
-              <w:t>_______________________________________________________</w:t>
-            </w:r>
-          </w:p>
-        </w:tc>
-        <w:tc>
-          <w:tcPr/>
-          <w:p>
-            <w:pPr>
-              <w:pStyle w:val="Compact"/>
-              <w:bidi/>
-              <w:jc w:val="right"/>
-            </w:pPr>
-            <w:r>
-              <w:rPr>
-                <w:rtl/>
-              </w:rPr>
-              <w:t>_______________________________________________________</w:t>
-            </w:r>
-          </w:p>
-        </w:tc>
-        <w:tc>
-          <w:tcPr/>
-          <w:p>
-            <w:pPr>
-              <w:pStyle w:val="Compact"/>
-              <w:bidi/>
-              <w:jc w:val="right"/>
-            </w:pPr>
-            <w:r>
-              <w:rPr>
-                <w:rtl/>
-              </w:rPr>
-              <w:t>_______________________________________________________</w:t>
-            </w:r>
-          </w:p>
-        </w:tc>
-        <w:tc>
-          <w:tcPr/>
-          <w:p>
-            <w:pPr>
-              <w:pStyle w:val="Compact"/>
-              <w:bidi/>
-              <w:jc w:val="right"/>
-            </w:pPr>
-            <w:r>
-              <w:rPr>
-                <w:rtl/>
-              </w:rPr>
-              <w:t>_______________________________________________________</w:t>
-            </w:r>
-          </w:p>
-        </w:tc>
-        <w:tc>
-          <w:tcPr/>
-          <w:p>
-            <w:pPr>
-              <w:pStyle w:val="Compact"/>
-              <w:bidi/>
-              <w:jc w:val="right"/>
+            </w:pPr>
+            <w:r>
+              <w:rPr>
+                <w:rtl/>
+              </w:rPr>
+              <w:t>_______________________________________________________</w:t>
+            </w:r>
+          </w:p>
+        </w:tc>
+        <w:tc>
+          <w:tcPr/>
+          <w:p>
+            <w:pPr>
+              <w:pStyle w:val="Compact"/>
+              <w:bidi/>
+            </w:pPr>
+            <w:r>
+              <w:rPr>
+                <w:rtl/>
+              </w:rPr>
+              <w:t>_______________________________________________________</w:t>
+            </w:r>
+          </w:p>
+        </w:tc>
+        <w:tc>
+          <w:tcPr/>
+          <w:p>
+            <w:pPr>
+              <w:pStyle w:val="Compact"/>
+              <w:bidi/>
+            </w:pPr>
+            <w:r>
+              <w:rPr>
+                <w:rtl/>
+              </w:rPr>
+              <w:t>_______________________________________________________</w:t>
+            </w:r>
+          </w:p>
+        </w:tc>
+        <w:tc>
+          <w:tcPr/>
+          <w:p>
+            <w:pPr>
+              <w:pStyle w:val="Compact"/>
+              <w:bidi/>
+            </w:pPr>
+            <w:r>
+              <w:rPr>
+                <w:rtl/>
+              </w:rPr>
+              <w:t>_______________________________________________________</w:t>
+            </w:r>
+          </w:p>
+        </w:tc>
+        <w:tc>
+          <w:tcPr/>
+          <w:p>
+            <w:pPr>
+              <w:pStyle w:val="Compact"/>
+              <w:bidi/>
             </w:pPr>
             <w:r>
               <w:rPr>
@@ -1268,7 +1218,6 @@
             <w:pPr>
               <w:pStyle w:val="Compact"/>
               <w:bidi/>
-              <w:jc w:val="right"/>
             </w:pPr>
             <w:r>
               <w:rPr>
@@ -1284,71 +1233,66 @@
             <w:pPr>
               <w:pStyle w:val="Compact"/>
               <w:bidi/>
-              <w:jc w:val="right"/>
-            </w:pPr>
-            <w:r>
-              <w:rPr>
-                <w:rtl/>
-              </w:rPr>
-              <w:t>_______________________________________________________</w:t>
-            </w:r>
-          </w:p>
-        </w:tc>
-        <w:tc>
-          <w:tcPr/>
-          <w:p>
-            <w:pPr>
-              <w:pStyle w:val="Compact"/>
-              <w:bidi/>
-              <w:jc w:val="right"/>
-            </w:pPr>
-            <w:r>
-              <w:rPr>
-                <w:rtl/>
-              </w:rPr>
-              <w:t>_______________________________________________________</w:t>
-            </w:r>
-          </w:p>
-        </w:tc>
-        <w:tc>
-          <w:tcPr/>
-          <w:p>
-            <w:pPr>
-              <w:pStyle w:val="Compact"/>
-              <w:bidi/>
-              <w:jc w:val="right"/>
-            </w:pPr>
-            <w:r>
-              <w:rPr>
-                <w:rtl/>
-              </w:rPr>
-              <w:t>_______________________________________________________</w:t>
-            </w:r>
-          </w:p>
-        </w:tc>
-        <w:tc>
-          <w:tcPr/>
-          <w:p>
-            <w:pPr>
-              <w:pStyle w:val="Compact"/>
-              <w:bidi/>
-              <w:jc w:val="right"/>
-            </w:pPr>
-            <w:r>
-              <w:rPr>
-                <w:rtl/>
-              </w:rPr>
-              <w:t>_______________________________________________________</w:t>
-            </w:r>
-          </w:p>
-        </w:tc>
-        <w:tc>
-          <w:tcPr/>
-          <w:p>
-            <w:pPr>
-              <w:pStyle w:val="Compact"/>
-              <w:bidi/>
-              <w:jc w:val="right"/>
+            </w:pPr>
+            <w:r>
+              <w:rPr>
+                <w:rtl/>
+              </w:rPr>
+              <w:t>_______________________________________________________</w:t>
+            </w:r>
+          </w:p>
+        </w:tc>
+        <w:tc>
+          <w:tcPr/>
+          <w:p>
+            <w:pPr>
+              <w:pStyle w:val="Compact"/>
+              <w:bidi/>
+            </w:pPr>
+            <w:r>
+              <w:rPr>
+                <w:rtl/>
+              </w:rPr>
+              <w:t>_______________________________________________________</w:t>
+            </w:r>
+          </w:p>
+        </w:tc>
+        <w:tc>
+          <w:tcPr/>
+          <w:p>
+            <w:pPr>
+              <w:pStyle w:val="Compact"/>
+              <w:bidi/>
+            </w:pPr>
+            <w:r>
+              <w:rPr>
+                <w:rtl/>
+              </w:rPr>
+              <w:t>_______________________________________________________</w:t>
+            </w:r>
+          </w:p>
+        </w:tc>
+        <w:tc>
+          <w:tcPr/>
+          <w:p>
+            <w:pPr>
+              <w:pStyle w:val="Compact"/>
+              <w:bidi/>
+            </w:pPr>
+            <w:r>
+              <w:rPr>
+                <w:rtl/>
+              </w:rPr>
+              <w:t>_______________________________________________________</w:t>
+            </w:r>
+          </w:p>
+        </w:tc>
+        <w:tc>
+          <w:tcPr/>
+          <w:p>
+            <w:pPr>
+              <w:pStyle w:val="Compact"/>
+              <w:bidi/>
             </w:pPr>
             <w:r>
               <w:rPr>
@@ -1366,7 +1310,6 @@
             <w:pPr>
               <w:pStyle w:val="Compact"/>
               <w:bidi/>
-              <w:jc w:val="right"/>
             </w:pPr>
             <w:r>
               <w:rPr>
@@ -1382,71 +1325,66 @@
             <w:pPr>
               <w:pStyle w:val="Compact"/>
               <w:bidi/>
-              <w:jc w:val="right"/>
-            </w:pPr>
-            <w:r>
-              <w:rPr>
-                <w:rtl/>
-              </w:rPr>
-              <w:t>_______________________________________________________</w:t>
-            </w:r>
-          </w:p>
-        </w:tc>
-        <w:tc>
-          <w:tcPr/>
-          <w:p>
-            <w:pPr>
-              <w:pStyle w:val="Compact"/>
-              <w:bidi/>
-              <w:jc w:val="right"/>
-            </w:pPr>
-            <w:r>
-              <w:rPr>
-                <w:rtl/>
-              </w:rPr>
-              <w:t>_______________________________________________________</w:t>
-            </w:r>
-          </w:p>
-        </w:tc>
-        <w:tc>
-          <w:tcPr/>
-          <w:p>
-            <w:pPr>
-              <w:pStyle w:val="Compact"/>
-              <w:bidi/>
-              <w:jc w:val="right"/>
-            </w:pPr>
-            <w:r>
-              <w:rPr>
-                <w:rtl/>
-              </w:rPr>
-              <w:t>_______________________________________________________</w:t>
-            </w:r>
-          </w:p>
-        </w:tc>
-        <w:tc>
-          <w:tcPr/>
-          <w:p>
-            <w:pPr>
-              <w:pStyle w:val="Compact"/>
-              <w:bidi/>
-              <w:jc w:val="right"/>
-            </w:pPr>
-            <w:r>
-              <w:rPr>
-                <w:rtl/>
-              </w:rPr>
-              <w:t>_______________________________________________________</w:t>
-            </w:r>
-          </w:p>
-        </w:tc>
-        <w:tc>
-          <w:tcPr/>
-          <w:p>
-            <w:pPr>
-              <w:pStyle w:val="Compact"/>
-              <w:bidi/>
-              <w:jc w:val="right"/>
+            </w:pPr>
+            <w:r>
+              <w:rPr>
+                <w:rtl/>
+              </w:rPr>
+              <w:t>_______________________________________________________</w:t>
+            </w:r>
+          </w:p>
+        </w:tc>
+        <w:tc>
+          <w:tcPr/>
+          <w:p>
+            <w:pPr>
+              <w:pStyle w:val="Compact"/>
+              <w:bidi/>
+            </w:pPr>
+            <w:r>
+              <w:rPr>
+                <w:rtl/>
+              </w:rPr>
+              <w:t>_______________________________________________________</w:t>
+            </w:r>
+          </w:p>
+        </w:tc>
+        <w:tc>
+          <w:tcPr/>
+          <w:p>
+            <w:pPr>
+              <w:pStyle w:val="Compact"/>
+              <w:bidi/>
+            </w:pPr>
+            <w:r>
+              <w:rPr>
+                <w:rtl/>
+              </w:rPr>
+              <w:t>_______________________________________________________</w:t>
+            </w:r>
+          </w:p>
+        </w:tc>
+        <w:tc>
+          <w:tcPr/>
+          <w:p>
+            <w:pPr>
+              <w:pStyle w:val="Compact"/>
+              <w:bidi/>
+            </w:pPr>
+            <w:r>
+              <w:rPr>
+                <w:rtl/>
+              </w:rPr>
+              <w:t>_______________________________________________________</w:t>
+            </w:r>
+          </w:p>
+        </w:tc>
+        <w:tc>
+          <w:tcPr/>
+          <w:p>
+            <w:pPr>
+              <w:pStyle w:val="Compact"/>
+              <w:bidi/>
             </w:pPr>
             <w:r>
               <w:rPr>
@@ -1462,7 +1400,6 @@
       <w:pPr>
         <w:pStyle w:val="BodyText"/>
         <w:bidi/>
-        <w:jc w:val="right"/>
       </w:pPr>
       <w:r>
         <w:rPr>
@@ -1476,7 +1413,6 @@
       <w:pPr>
         <w:pStyle w:val="Heading2"/>
         <w:bidi/>
-        <w:jc w:val="right"/>
       </w:pPr>
       <w:r>
         <w:rPr>
@@ -1489,7 +1425,6 @@
       <w:pPr>
         <w:pStyle w:val="FirstParagraph"/>
         <w:bidi/>
-        <w:jc w:val="right"/>
       </w:pPr>
       <w:r>
         <w:rPr>
@@ -1516,7 +1451,6 @@
       <w:pPr>
         <w:pStyle w:val="BodyText"/>
         <w:bidi/>
-        <w:jc w:val="right"/>
       </w:pPr>
       <w:r>
         <w:rPr>
@@ -1566,7 +1500,6 @@
       <w:pPr>
         <w:pStyle w:val="Heading2"/>
         <w:bidi/>
-        <w:jc w:val="right"/>
       </w:pPr>
       <w:r>
         <w:rPr>
@@ -1579,7 +1512,6 @@
       <w:pPr>
         <w:pStyle w:val="FirstParagraph"/>
         <w:bidi/>
-        <w:jc w:val="right"/>
       </w:pPr>
       <w:r>
         <w:rPr>
@@ -1606,7 +1538,6 @@
       <w:pPr>
         <w:pStyle w:val="BodyText"/>
         <w:bidi/>
-        <w:jc w:val="right"/>
       </w:pPr>
       <w:r>
         <w:rPr>
@@ -1656,7 +1587,6 @@
       <w:pPr>
         <w:pStyle w:val="Heading2"/>
         <w:bidi/>
-        <w:jc w:val="right"/>
       </w:pPr>
       <w:r>
         <w:rPr>
@@ -1669,7 +1599,6 @@
       <w:pPr>
         <w:pStyle w:val="FirstParagraph"/>
         <w:bidi/>
-        <w:jc w:val="right"/>
       </w:pPr>
       <w:r>
         <w:rPr>
@@ -1696,7 +1625,6 @@
       <w:pPr>
         <w:pStyle w:val="BodyText"/>
         <w:bidi/>
-        <w:jc w:val="right"/>
       </w:pPr>
       <w:r>
         <w:rPr>
@@ -1734,7 +1662,6 @@
       <w:pPr>
         <w:pStyle w:val="Heading2"/>
         <w:bidi/>
-        <w:jc w:val="right"/>
       </w:pPr>
       <w:r>
         <w:rPr>
@@ -1761,7 +1688,6 @@
       <w:pPr>
         <w:pStyle w:val="FirstParagraph"/>
         <w:bidi/>
-        <w:jc w:val="right"/>
       </w:pPr>
       <w:r>
         <w:rPr>
@@ -1921,7 +1847,6 @@
     <w:qFormat/>
     <w:pPr>
       <w:bidi/>
-      <w:jc w:val="right"/>
     </w:pPr>
     <w:rPr>
       <w:rtl/>
@@ -1935,7 +1860,6 @@
     <w:pPr>
       <w:spacing w:after="180" w:before="180"/>
       <w:bidi/>
-      <w:jc w:val="right"/>
     </w:pPr>
     <w:qFormat/>
     <w:rPr>
@@ -1950,7 +1874,6 @@
     <w:qFormat/>
     <w:pPr>
       <w:bidi/>
-      <w:jc w:val="right"/>
     </w:pPr>
     <w:rPr>
       <w:rtl/>
@@ -1964,7 +1887,6 @@
     <w:pPr>
       <w:spacing w:after="36" w:before="36"/>
       <w:bidi/>
-      <w:jc w:val="right"/>
     </w:pPr>
     <w:rPr>
       <w:rtl/>
@@ -1980,7 +1902,6 @@
       <w:keepNext/>
       <w:keepLines/>
       <w:spacing w:after="240" w:before="480"/>
-      <w:jc w:val="right"/>
       <w:bidi/>
     </w:pPr>
     <w:rPr>
@@ -2002,7 +1923,6 @@
       <w:keepNext/>
       <w:keepLines/>
       <w:spacing w:after="240" w:before="240"/>
-      <w:jc w:val="right"/>
       <w:bidi/>
     </w:pPr>
     <w:rPr>
@@ -2019,7 +1939,6 @@
     <w:pPr>
       <w:keepNext/>
       <w:keepLines/>
-      <w:jc w:val="right"/>
       <w:bidi/>
     </w:pPr>
     <w:rPr>
@@ -2034,7 +1953,6 @@
     <w:pPr>
       <w:keepNext/>
       <w:keepLines/>
-      <w:jc w:val="right"/>
       <w:bidi/>
     </w:pPr>
     <w:rPr>
@@ -2050,7 +1968,6 @@
     <w:pPr>
       <w:keepNext/>
       <w:keepLines/>
-      <w:jc w:val="right"/>
       <w:spacing w:after="0" w:before="300"/>
       <w:bidi/>
     </w:pPr>
@@ -2074,7 +1991,6 @@
       <w:keepLines/>
       <w:spacing w:after="300" w:before="100"/>
       <w:bidi/>
-      <w:jc w:val="right"/>
     </w:pPr>
     <w:rPr>
       <w:sz w:val="20"/>
@@ -2090,7 +2006,6 @@
     <w:qFormat/>
     <w:pPr>
       <w:bidi/>
-      <w:jc w:val="right"/>
     </w:pPr>
     <w:rPr>
       <w:rtl/>
@@ -2109,7 +2024,6 @@
       <w:spacing w:after="0" w:before="480"/>
       <w:outlineLvl w:val="0"/>
       <w:bidi/>
-      <w:jc w:val="right"/>
     </w:pPr>
     <w:rPr>
       <w:rFonts w:asciiTheme="majorHAnsi" w:cs="David" w:cstheme="majorBidi" w:eastAsiaTheme="majorEastAsia" w:hAnsiTheme="majorHAnsi"/>
@@ -2134,7 +2048,6 @@
       <w:spacing w:after="0" w:before="200"/>
       <w:outlineLvl w:val="1"/>
       <w:bidi/>
-      <w:jc w:val="right"/>
     </w:pPr>
     <w:rPr>
       <w:rFonts w:asciiTheme="majorHAnsi" w:cs="David" w:cstheme="majorBidi" w:eastAsiaTheme="majorEastAsia" w:hAnsiTheme="majorHAnsi"/>
@@ -2159,7 +2072,6 @@
       <w:spacing w:after="0" w:before="200"/>
       <w:outlineLvl w:val="2"/>
       <w:bidi/>
-      <w:jc w:val="right"/>
     </w:pPr>
     <w:rPr>
       <w:rFonts w:asciiTheme="majorHAnsi" w:cs="David" w:cstheme="majorBidi" w:eastAsiaTheme="majorEastAsia" w:hAnsiTheme="majorHAnsi"/>
@@ -2184,7 +2096,6 @@
       <w:spacing w:after="0" w:before="200"/>
       <w:outlineLvl w:val="3"/>
       <w:bidi/>
-      <w:jc w:val="right"/>
     </w:pPr>
     <w:rPr>
       <w:rFonts w:asciiTheme="majorHAnsi" w:cs="David" w:cstheme="majorBidi" w:eastAsiaTheme="majorEastAsia" w:hAnsiTheme="majorHAnsi"/>
@@ -2209,7 +2120,6 @@
       <w:spacing w:after="0" w:before="200"/>
       <w:outlineLvl w:val="4"/>
       <w:bidi/>
-      <w:jc w:val="right"/>
     </w:pPr>
     <w:rPr>
       <w:rFonts w:asciiTheme="majorHAnsi" w:cs="David" w:cstheme="majorBidi" w:eastAsiaTheme="majorEastAsia" w:hAnsiTheme="majorHAnsi"/>
@@ -2233,7 +2143,6 @@
       <w:spacing w:after="0" w:before="200"/>
       <w:outlineLvl w:val="5"/>
       <w:bidi/>
-      <w:jc w:val="right"/>
     </w:pPr>
     <w:rPr>
       <w:rFonts w:asciiTheme="majorHAnsi" w:cs="David" w:cstheme="majorBidi" w:eastAsiaTheme="majorEastAsia" w:hAnsiTheme="majorHAnsi"/>
@@ -2256,7 +2165,6 @@
       <w:spacing w:after="0" w:before="200"/>
       <w:outlineLvl w:val="6"/>
       <w:bidi/>
-      <w:jc w:val="right"/>
     </w:pPr>
     <w:rPr>
       <w:rFonts w:asciiTheme="majorHAnsi" w:cs="David" w:cstheme="majorBidi" w:eastAsiaTheme="majorEastAsia" w:hAnsiTheme="majorHAnsi"/>
@@ -2279,7 +2187,6 @@
       <w:spacing w:after="0" w:before="200"/>
       <w:outlineLvl w:val="7"/>
       <w:bidi/>
-      <w:jc w:val="right"/>
     </w:pPr>
     <w:rPr>
       <w:rFonts w:asciiTheme="majorHAnsi" w:cs="David" w:cstheme="majorBidi" w:eastAsiaTheme="majorEastAsia" w:hAnsiTheme="majorHAnsi"/>
@@ -2302,7 +2209,6 @@
       <w:spacing w:after="0" w:before="200"/>
       <w:outlineLvl w:val="8"/>
       <w:bidi/>
-      <w:jc w:val="right"/>
     </w:pPr>
     <w:rPr>
       <w:rFonts w:asciiTheme="majorHAnsi" w:cs="David" w:cstheme="majorBidi" w:eastAsiaTheme="majorEastAsia" w:hAnsiTheme="majorHAnsi"/>
@@ -2323,7 +2229,6 @@
       <w:spacing w:after="100" w:before="100"/>
       <w:ind w:firstLine="0" w:left="480" w:right="480"/>
       <w:bidi/>
-      <w:jc w:val="right"/>
     </w:pPr>
     <w:rPr>
       <w:rtl/>
@@ -2339,7 +2244,6 @@
     <w:qFormat/>
     <w:pPr>
       <w:bidi/>
-      <w:jc w:val="right"/>
     </w:pPr>
     <w:rPr>
       <w:rtl/>
@@ -2391,7 +2295,6 @@
       <w:keepLines/>
       <w:spacing w:after="0"/>
       <w:bidi/>
-      <w:jc w:val="right"/>
     </w:pPr>
     <w:rPr>
       <w:b/>
@@ -2404,7 +2307,6 @@
     <w:basedOn w:val="Normal"/>
     <w:pPr>
       <w:bidi/>
-      <w:jc w:val="right"/>
     </w:pPr>
     <w:rPr>
       <w:rtl/>
@@ -2418,7 +2320,6 @@
     <w:pPr>
       <w:spacing w:after="120" w:before="0"/>
       <w:bidi/>
-      <w:jc w:val="right"/>
     </w:pPr>
     <w:rPr>
       <w:i/>
@@ -2432,7 +2333,6 @@
     <w:pPr>
       <w:keepNext/>
       <w:bidi/>
-      <w:jc w:val="right"/>
     </w:pPr>
     <w:rPr>
       <w:rtl/>
@@ -2444,7 +2344,6 @@
     <w:basedOn w:val="Caption"/>
     <w:pPr>
       <w:bidi/>
-      <w:jc w:val="right"/>
     </w:pPr>
     <w:rPr>
       <w:rtl/>
@@ -2456,7 +2355,6 @@
     <w:basedOn w:val="Normal"/>
     <w:pPr>
       <w:bidi/>
-      <w:jc w:val="right"/>
     </w:pPr>
     <w:rPr>
       <w:rtl/>
@@ -2469,7 +2367,6 @@
     <w:pPr>
       <w:keepNext/>
       <w:bidi/>
-      <w:jc w:val="right"/>
     </w:pPr>
     <w:rPr>
       <w:rtl/>
@@ -2518,7 +2415,6 @@
       <w:spacing w:before="240" w:line="259" w:lineRule="auto"/>
       <w:outlineLvl w:val="9"/>
       <w:bidi/>
-      <w:jc w:val="right"/>
     </w:pPr>
     <w:rPr>
       <w:rFonts w:asciiTheme="majorHAnsi" w:cs="David" w:cstheme="majorBidi" w:eastAsiaTheme="majorEastAsia" w:hAnsiTheme="majorHAnsi"/>

--- a/dist/word/workflows.docx
+++ b/dist/word/workflows.docx
@@ -22,35 +22,9 @@
       </w:pPr>
       <w:r>
         <w:rPr>
-          <w:iCs/>
-          <w:i/>
-          <w:rtl/>
-        </w:rPr>
-        <w:t xml:space="preserve">הסבר כללי:</w:t>
-      </w:r>
-      <w:r>
-        <w:rPr>
-          <w:rtl/>
-        </w:rPr>
-        <w:t xml:space="preserve"> </w:t>
-      </w:r>
-      <w:r>
-        <w:rPr>
-          <w:rtl/>
-        </w:rPr>
-        <w:t xml:space="preserve">מסמך זה מגדיר תהליך עבודה אחד מקצה לקצה. מלאו את השדות בקו תחתון. שמרו</w:t>
-      </w:r>
-      <w:r>
-        <w:rPr>
-          <w:rtl/>
-        </w:rPr>
-        <w:t xml:space="preserve"> </w:t>
-      </w:r>
-      <w:r>
-        <w:rPr>
-          <w:rtl/>
-        </w:rPr>
-        <w:t xml:space="preserve">על שלבים אטומיים שאפשר להחזיק בהם בעלות.</w:t>
+          <w:rtl/>
+        </w:rPr>
+        <w:t xml:space="preserve">מסמך זה מגדיר תהליך עבודה אחד מקצה לקצה. מלאו את השדות בקו תחתון. שמרו על שלבים אטומיים שאפשר להחזיק בהם בעלות. לכל שלב אחראי יחיד; לתהליך בעלים יחיד.</w:t>
       </w:r>
     </w:p>
     <w:p>
@@ -66,24 +40,24 @@
         </w:rPr>
         <w:t xml:space="preserve">שם התהליך / Process name</w:t>
       </w:r>
-      <w:r>
-        <w:rPr>
-          <w:rtl/>
-        </w:rPr>
-        <w:t xml:space="preserve"> </w:t>
-      </w:r>
-      <w:r>
-        <w:rPr>
-          <w:rtl/>
-        </w:rPr>
-        <w:t>— _______________________________________________________</w:t>
-      </w:r>
-      <w:r>
-        <w:rPr>
-          <w:rtl/>
-        </w:rPr>
-        <w:t xml:space="preserve"> </w:t>
-      </w:r>
+    </w:p>
+    <w:p>
+      <w:pPr>
+        <w:pStyle w:val="BodyText"/>
+        <w:bidi/>
+      </w:pPr>
+      <w:r>
+        <w:rPr>
+          <w:rtl/>
+        </w:rPr>
+        <w:t>_______________________________________________________</w:t>
+      </w:r>
+    </w:p>
+    <w:p>
+      <w:pPr>
+        <w:pStyle w:val="BodyText"/>
+        <w:bidi/>
+      </w:pPr>
       <w:r>
         <w:rPr>
           <w:bCs/>
@@ -102,40 +76,26 @@
         <w:rPr>
           <w:rtl/>
         </w:rPr>
-        <w:t xml:space="preserve">—</w:t>
-      </w:r>
-      <w:r>
-        <w:rPr>
-          <w:rtl/>
-        </w:rPr>
-        <w:t xml:space="preserve"> </w:t>
-      </w:r>
-      <w:r>
-        <w:rPr>
-          <w:iCs/>
-          <w:i/>
-          <w:rtl/>
-        </w:rPr>
-        <w:t xml:space="preserve">מה למלא:</w:t>
-      </w:r>
-      <w:r>
-        <w:rPr>
-          <w:rtl/>
-        </w:rPr>
-        <w:t xml:space="preserve"> </w:t>
-      </w:r>
-      <w:r>
-        <w:rPr>
-          <w:rtl/>
-        </w:rPr>
-        <w:t>תפקיד יחיד שאחראי על התהליך כולו. _______________________________________________________</w:t>
-      </w:r>
-      <w:r>
-        <w:rPr>
-          <w:rtl/>
-        </w:rPr>
-        <w:t xml:space="preserve"> </w:t>
-      </w:r>
+        <w:t xml:space="preserve">— תפקיד יחיד שאחראי על התהליך כולו</w:t>
+      </w:r>
+    </w:p>
+    <w:p>
+      <w:pPr>
+        <w:pStyle w:val="BodyText"/>
+        <w:bidi/>
+      </w:pPr>
+      <w:r>
+        <w:rPr>
+          <w:rtl/>
+        </w:rPr>
+        <w:t>_______________________________________________________</w:t>
+      </w:r>
+    </w:p>
+    <w:p>
+      <w:pPr>
+        <w:pStyle w:val="BodyText"/>
+        <w:bidi/>
+      </w:pPr>
       <w:r>
         <w:rPr>
           <w:bCs/>
@@ -144,50 +104,24 @@
         </w:rPr>
         <w:t xml:space="preserve">מטרה / Purpose</w:t>
       </w:r>
-      <w:r>
-        <w:rPr>
-          <w:rtl/>
-        </w:rPr>
-        <w:t xml:space="preserve"> </w:t>
-      </w:r>
-      <w:r>
-        <w:rPr>
-          <w:rtl/>
-        </w:rPr>
-        <w:t xml:space="preserve">—</w:t>
-      </w:r>
-      <w:r>
-        <w:rPr>
-          <w:rtl/>
-        </w:rPr>
-        <w:t xml:space="preserve"> </w:t>
-      </w:r>
-      <w:r>
-        <w:rPr>
-          <w:iCs/>
-          <w:i/>
-          <w:rtl/>
-        </w:rPr>
-        <w:t xml:space="preserve">מה למלא:</w:t>
-      </w:r>
-      <w:r>
-        <w:rPr>
-          <w:rtl/>
-        </w:rPr>
-        <w:t xml:space="preserve"> </w:t>
-      </w:r>
-      <w:r>
-        <w:rPr>
-          <w:rtl/>
-        </w:rPr>
-        <w:t>מה התהליך נועד להשיג. _______________________________________________________</w:t>
-      </w:r>
-      <w:r>
-        <w:rPr>
-          <w:rtl/>
-        </w:rPr>
-        <w:t xml:space="preserve"> </w:t>
-      </w:r>
+    </w:p>
+    <w:p>
+      <w:pPr>
+        <w:pStyle w:val="BodyText"/>
+        <w:bidi/>
+      </w:pPr>
+      <w:r>
+        <w:rPr>
+          <w:rtl/>
+        </w:rPr>
+        <w:t>_______________________________________________________</w:t>
+      </w:r>
+    </w:p>
+    <w:p>
+      <w:pPr>
+        <w:pStyle w:val="BodyText"/>
+        <w:bidi/>
+      </w:pPr>
       <w:r>
         <w:rPr>
           <w:bCs/>
@@ -206,40 +140,26 @@
         <w:rPr>
           <w:rtl/>
         </w:rPr>
-        <w:t xml:space="preserve">—</w:t>
-      </w:r>
-      <w:r>
-        <w:rPr>
-          <w:rtl/>
-        </w:rPr>
-        <w:t xml:space="preserve"> </w:t>
-      </w:r>
-      <w:r>
-        <w:rPr>
-          <w:iCs/>
-          <w:i/>
-          <w:rtl/>
-        </w:rPr>
-        <w:t xml:space="preserve">מה למלא:</w:t>
-      </w:r>
-      <w:r>
-        <w:rPr>
-          <w:rtl/>
-        </w:rPr>
-        <w:t xml:space="preserve"> </w:t>
-      </w:r>
-      <w:r>
-        <w:rPr>
-          <w:rtl/>
-        </w:rPr>
-        <w:t>היכן התהליך חל ומה גבולותיו. _______________________________________________________</w:t>
-      </w:r>
-      <w:r>
-        <w:rPr>
-          <w:rtl/>
-        </w:rPr>
-        <w:t xml:space="preserve"> </w:t>
-      </w:r>
+        <w:t xml:space="preserve">— היכן התהליך חל ומה גבולותיו</w:t>
+      </w:r>
+    </w:p>
+    <w:p>
+      <w:pPr>
+        <w:pStyle w:val="BodyText"/>
+        <w:bidi/>
+      </w:pPr>
+      <w:r>
+        <w:rPr>
+          <w:rtl/>
+        </w:rPr>
+        <w:t>_______________________________________________________</w:t>
+      </w:r>
+    </w:p>
+    <w:p>
+      <w:pPr>
+        <w:pStyle w:val="BodyText"/>
+        <w:bidi/>
+      </w:pPr>
       <w:r>
         <w:rPr>
           <w:bCs/>
@@ -258,40 +178,26 @@
         <w:rPr>
           <w:rtl/>
         </w:rPr>
-        <w:t xml:space="preserve">—</w:t>
-      </w:r>
-      <w:r>
-        <w:rPr>
-          <w:rtl/>
-        </w:rPr>
-        <w:t xml:space="preserve"> </w:t>
-      </w:r>
-      <w:r>
-        <w:rPr>
-          <w:iCs/>
-          <w:i/>
-          <w:rtl/>
-        </w:rPr>
-        <w:t xml:space="preserve">מה למלא:</w:t>
-      </w:r>
-      <w:r>
-        <w:rPr>
-          <w:rtl/>
-        </w:rPr>
-        <w:t xml:space="preserve"> </w:t>
-      </w:r>
-      <w:r>
-        <w:rPr>
-          <w:rtl/>
-        </w:rPr>
-        <w:t>מה מפעיל את התהליך. _______________________________________________________</w:t>
-      </w:r>
-      <w:r>
-        <w:rPr>
-          <w:rtl/>
-        </w:rPr>
-        <w:t xml:space="preserve"> </w:t>
-      </w:r>
+        <w:t xml:space="preserve">— מה מפעיל את התהליך</w:t>
+      </w:r>
+    </w:p>
+    <w:p>
+      <w:pPr>
+        <w:pStyle w:val="BodyText"/>
+        <w:bidi/>
+      </w:pPr>
+      <w:r>
+        <w:rPr>
+          <w:rtl/>
+        </w:rPr>
+        <w:t>_______________________________________________________</w:t>
+      </w:r>
+    </w:p>
+    <w:p>
+      <w:pPr>
+        <w:pStyle w:val="BodyText"/>
+        <w:bidi/>
+      </w:pPr>
       <w:r>
         <w:rPr>
           <w:bCs/>
@@ -300,24 +206,24 @@
         </w:rPr>
         <w:t xml:space="preserve">תדירות / Frequency</w:t>
       </w:r>
-      <w:r>
-        <w:rPr>
-          <w:rtl/>
-        </w:rPr>
-        <w:t xml:space="preserve"> </w:t>
-      </w:r>
-      <w:r>
-        <w:rPr>
-          <w:rtl/>
-        </w:rPr>
-        <w:t>— _______________________________________________________</w:t>
-      </w:r>
-      <w:r>
-        <w:rPr>
-          <w:rtl/>
-        </w:rPr>
-        <w:t xml:space="preserve"> </w:t>
-      </w:r>
+    </w:p>
+    <w:p>
+      <w:pPr>
+        <w:pStyle w:val="BodyText"/>
+        <w:bidi/>
+      </w:pPr>
+      <w:r>
+        <w:rPr>
+          <w:rtl/>
+        </w:rPr>
+        <w:t>_______________________________________________________</w:t>
+      </w:r>
+    </w:p>
+    <w:p>
+      <w:pPr>
+        <w:pStyle w:val="BodyText"/>
+        <w:bidi/>
+      </w:pPr>
       <w:r>
         <w:rPr>
           <w:bCs/>
@@ -326,17 +232,17 @@
         </w:rPr>
         <w:t xml:space="preserve">גרסה ותאריך / Version &amp; date</w:t>
       </w:r>
-      <w:r>
-        <w:rPr>
-          <w:rtl/>
-        </w:rPr>
-        <w:t xml:space="preserve"> </w:t>
-      </w:r>
-      <w:r>
-        <w:rPr>
-          <w:rtl/>
-        </w:rPr>
-        <w:t>— _______________________________________________________</w:t>
+    </w:p>
+    <w:p>
+      <w:pPr>
+        <w:pStyle w:val="BodyText"/>
+        <w:bidi/>
+      </w:pPr>
+      <w:r>
+        <w:rPr>
+          <w:rtl/>
+        </w:rPr>
+        <w:t>_______________________________________________________</w:t>
       </w:r>
     </w:p>
     <w:p>
@@ -372,23 +278,9 @@
       </w:pPr>
       <w:r>
         <w:rPr>
-          <w:iCs/>
-          <w:i/>
-          <w:rtl/>
-        </w:rPr>
-        <w:t xml:space="preserve">מה למלא:</w:t>
-      </w:r>
-      <w:r>
-        <w:rPr>
-          <w:rtl/>
-        </w:rPr>
-        <w:t xml:space="preserve"> </w:t>
-      </w:r>
-      <w:r>
-        <w:rPr>
-          <w:rtl/>
-        </w:rPr>
-        <w:t xml:space="preserve">מה התהליך צורך (מסמכים, אישורים, נתונים, מערכות) ומה הוא מייצר.</w:t>
+          <w:rtl/>
+        </w:rPr>
+        <w:t xml:space="preserve">מה למלא: מה התהליך צורך (מסמכים, אישורים, נתונים, מערכות) ומה הוא מייצר.</w:t>
       </w:r>
     </w:p>
     <w:p>
@@ -398,80 +290,86 @@
       </w:pPr>
       <w:r>
         <w:rPr>
-          <w:rtl/>
-        </w:rPr>
-        <w:t xml:space="preserve">כניסות / Inputs:</w:t>
-      </w:r>
-      <w:r>
-        <w:rPr>
-          <w:rtl/>
-        </w:rPr>
-        <w:t xml:space="preserve"> </w:t>
-      </w:r>
+          <w:bCs/>
+          <w:b/>
+          <w:rtl/>
+        </w:rPr>
+        <w:t xml:space="preserve">כניסות / Inputs</w:t>
+      </w:r>
+    </w:p>
+    <w:p>
+      <w:pPr>
+        <w:pStyle w:val="BodyText"/>
+        <w:bidi/>
+      </w:pPr>
       <w:r>
         <w:rPr>
           <w:rtl/>
         </w:rPr>
         <w:t>_______________________________________________________</w:t>
       </w:r>
-      <w:r>
-        <w:rPr>
-          <w:rtl/>
-        </w:rPr>
-        <w:t xml:space="preserve"> </w:t>
-      </w:r>
+    </w:p>
+    <w:p>
+      <w:pPr>
+        <w:pStyle w:val="BodyText"/>
+        <w:bidi/>
+      </w:pPr>
       <w:r>
         <w:rPr>
           <w:rtl/>
         </w:rPr>
         <w:t>_______________________________________________________</w:t>
       </w:r>
-      <w:r>
-        <w:rPr>
-          <w:rtl/>
-        </w:rPr>
-        <w:t xml:space="preserve"> </w:t>
-      </w:r>
-      <w:r>
-        <w:rPr>
-          <w:rtl/>
-        </w:rPr>
-        <w:t xml:space="preserve">פלטים / Outputs:</w:t>
-      </w:r>
-      <w:r>
-        <w:rPr>
-          <w:rtl/>
-        </w:rPr>
-        <w:t xml:space="preserve"> </w:t>
-      </w:r>
+    </w:p>
+    <w:p>
+      <w:pPr>
+        <w:pStyle w:val="BodyText"/>
+        <w:bidi/>
+      </w:pPr>
+      <w:r>
+        <w:rPr>
+          <w:bCs/>
+          <w:b/>
+          <w:rtl/>
+        </w:rPr>
+        <w:t xml:space="preserve">פלטים / Outputs</w:t>
+      </w:r>
+    </w:p>
+    <w:p>
+      <w:pPr>
+        <w:pStyle w:val="BodyText"/>
+        <w:bidi/>
+      </w:pPr>
       <w:r>
         <w:rPr>
           <w:rtl/>
         </w:rPr>
         <w:t>_______________________________________________________</w:t>
       </w:r>
-      <w:r>
-        <w:rPr>
-          <w:rtl/>
-        </w:rPr>
-        <w:t xml:space="preserve"> </w:t>
-      </w:r>
+    </w:p>
+    <w:p>
+      <w:pPr>
+        <w:pStyle w:val="BodyText"/>
+        <w:bidi/>
+      </w:pPr>
       <w:r>
         <w:rPr>
           <w:rtl/>
         </w:rPr>
         <w:t>_______________________________________________________</w:t>
       </w:r>
-      <w:r>
-        <w:rPr>
-          <w:rtl/>
-        </w:rPr>
-        <w:t xml:space="preserve"> </w:t>
-      </w:r>
-      <w:r>
-        <w:rPr>
-          <w:rtl/>
-        </w:rPr>
+    </w:p>
+    <w:p>
+      <w:pPr>
+        <w:bidi/>
+      </w:pPr>
+      <w:r>
+        <w:rPr>
+          <w:rtl/>
+        </w:rPr>
+        <w:pict>
+          <v:rect style="width:0;height:1.5pt" o:hralign="center" o:hrstd="t" o:hr="t"/>
+        </w:pict>
       </w:r>
     </w:p>
     <w:bookmarkEnd w:id="20"/>
@@ -495,35 +393,9 @@
       </w:pPr>
       <w:r>
         <w:rPr>
-          <w:iCs/>
-          <w:i/>
-          <w:rtl/>
-        </w:rPr>
-        <w:t xml:space="preserve">מה למלא:</w:t>
-      </w:r>
-      <w:r>
-        <w:rPr>
-          <w:rtl/>
-        </w:rPr>
-        <w:t xml:space="preserve"> </w:t>
-      </w:r>
-      <w:r>
-        <w:rPr>
-          <w:rtl/>
-        </w:rPr>
-        <w:t xml:space="preserve">לכל תפקיד סמנו את תחומי האחריות — R (מבצע), A (אחראי-בעלים, בדיוק אחד),</w:t>
-      </w:r>
-      <w:r>
-        <w:rPr>
-          <w:rtl/>
-        </w:rPr>
-        <w:t xml:space="preserve"> </w:t>
-      </w:r>
-      <w:r>
-        <w:rPr>
-          <w:rtl/>
-        </w:rPr>
-        <w:t xml:space="preserve">C (מתייעצים איתו), I (מיודע). מלאו את התא ב-X.</w:t>
+          <w:rtl/>
+        </w:rPr>
+        <w:t xml:space="preserve">מה למלא: לכל תפקיד סמנו את תחומי האחריות — R (מבצע), A (אחראי-בעלים, בדיוק אחד), C (מתייעצים איתו), I (מיודע). מלאו את התא ב-X.</w:t>
       </w:r>
     </w:p>
     <w:tbl>
@@ -551,6 +423,7 @@
             <w:pPr>
               <w:pStyle w:val="Compact"/>
               <w:bidi/>
+              <w:jc w:val="center"/>
             </w:pPr>
             <w:r>
               <w:rPr>
@@ -566,6 +439,7 @@
             <w:pPr>
               <w:pStyle w:val="Compact"/>
               <w:bidi/>
+              <w:jc w:val="center"/>
             </w:pPr>
             <w:r>
               <w:rPr>
@@ -581,6 +455,7 @@
             <w:pPr>
               <w:pStyle w:val="Compact"/>
               <w:bidi/>
+              <w:jc w:val="center"/>
             </w:pPr>
             <w:r>
               <w:rPr>
@@ -596,6 +471,7 @@
             <w:pPr>
               <w:pStyle w:val="Compact"/>
               <w:bidi/>
+              <w:jc w:val="center"/>
             </w:pPr>
             <w:r>
               <w:rPr>
@@ -611,6 +487,7 @@
             <w:pPr>
               <w:pStyle w:val="Compact"/>
               <w:bidi/>
+              <w:jc w:val="center"/>
             </w:pPr>
             <w:r>
               <w:rPr>
@@ -855,13 +732,15 @@
     </w:tbl>
     <w:p>
       <w:pPr>
-        <w:pStyle w:val="BodyText"/>
-        <w:bidi/>
-      </w:pPr>
-      <w:r>
-        <w:rPr>
-          <w:rtl/>
-        </w:rPr>
+        <w:bidi/>
+      </w:pPr>
+      <w:r>
+        <w:rPr>
+          <w:rtl/>
+        </w:rPr>
+        <w:pict>
+          <v:rect style="width:0;height:1.5pt" o:hralign="center" o:hrstd="t" o:hr="t"/>
+        </w:pict>
       </w:r>
     </w:p>
     <w:bookmarkEnd w:id="21"/>
@@ -885,35 +764,9 @@
       </w:pPr>
       <w:r>
         <w:rPr>
-          <w:iCs/>
-          <w:i/>
-          <w:rtl/>
-        </w:rPr>
-        <w:t xml:space="preserve">מה למלא:</w:t>
-      </w:r>
-      <w:r>
-        <w:rPr>
-          <w:rtl/>
-        </w:rPr>
-        <w:t xml:space="preserve"> </w:t>
-      </w:r>
-      <w:r>
-        <w:rPr>
-          <w:rtl/>
-        </w:rPr>
-        <w:t xml:space="preserve">מספרו כל שלב. תפקיד אחראי יחיד לכל שלב. ציינו את המערכת/הכלי, הפלט של</w:t>
-      </w:r>
-      <w:r>
-        <w:rPr>
-          <w:rtl/>
-        </w:rPr>
-        <w:t xml:space="preserve"> </w:t>
-      </w:r>
-      <w:r>
-        <w:rPr>
-          <w:rtl/>
-        </w:rPr>
-        <w:t xml:space="preserve">השלב, וזמן יעד (SLA) היכן שרלוונטי.</w:t>
+          <w:rtl/>
+        </w:rPr>
+        <w:t xml:space="preserve">מה למלא: מספרו כל שלב. תפקיד אחראי יחיד לכל שלב. ציינו את המערכת/הכלי, הפלט של השלב, וזמן יעד (SLA) היכן שרלוונטי.</w:t>
       </w:r>
     </w:p>
     <w:tbl>
@@ -942,6 +795,7 @@
             <w:pPr>
               <w:pStyle w:val="Compact"/>
               <w:bidi/>
+              <w:jc w:val="center"/>
             </w:pPr>
             <w:r>
               <w:rPr>
@@ -957,6 +811,7 @@
             <w:pPr>
               <w:pStyle w:val="Compact"/>
               <w:bidi/>
+              <w:jc w:val="center"/>
             </w:pPr>
             <w:r>
               <w:rPr>
@@ -972,6 +827,7 @@
             <w:pPr>
               <w:pStyle w:val="Compact"/>
               <w:bidi/>
+              <w:jc w:val="center"/>
             </w:pPr>
             <w:r>
               <w:rPr>
@@ -987,6 +843,7 @@
             <w:pPr>
               <w:pStyle w:val="Compact"/>
               <w:bidi/>
+              <w:jc w:val="center"/>
             </w:pPr>
             <w:r>
               <w:rPr>
@@ -1002,6 +859,7 @@
             <w:pPr>
               <w:pStyle w:val="Compact"/>
               <w:bidi/>
+              <w:jc w:val="center"/>
             </w:pPr>
             <w:r>
               <w:rPr>
@@ -1017,6 +875,7 @@
             <w:pPr>
               <w:pStyle w:val="Compact"/>
               <w:bidi/>
+              <w:jc w:val="center"/>
             </w:pPr>
             <w:r>
               <w:rPr>
@@ -1398,13 +1257,15 @@
     </w:tbl>
     <w:p>
       <w:pPr>
-        <w:pStyle w:val="BodyText"/>
-        <w:bidi/>
-      </w:pPr>
-      <w:r>
-        <w:rPr>
-          <w:rtl/>
-        </w:rPr>
+        <w:bidi/>
+      </w:pPr>
+      <w:r>
+        <w:rPr>
+          <w:rtl/>
+        </w:rPr>
+        <w:pict>
+          <v:rect style="width:0;height:1.5pt" o:hralign="center" o:hrstd="t" o:hr="t"/>
+        </w:pict>
       </w:r>
     </w:p>
     <w:bookmarkEnd w:id="22"/>
@@ -1428,23 +1289,240 @@
       </w:pPr>
       <w:r>
         <w:rPr>
+          <w:rtl/>
+        </w:rPr>
+        <w:t xml:space="preserve">מה למלא: אישורים מחייבים, הפרדת תפקידים, ושערי איכות — ולכל אחד מי המאשר.</w:t>
+      </w:r>
+    </w:p>
+    <w:p>
+      <w:pPr>
+        <w:pStyle w:val="BodyText"/>
+        <w:bidi/>
+      </w:pPr>
+      <w:r>
+        <w:rPr>
+          <w:bCs/>
+          <w:b/>
+          <w:rtl/>
+        </w:rPr>
+        <w:t xml:space="preserve">נקודת בקרה — בקרה — מאשר / Checkpoint — Control — Approver</w:t>
+      </w:r>
+    </w:p>
+    <w:p>
+      <w:pPr>
+        <w:pStyle w:val="BodyText"/>
+        <w:bidi/>
+      </w:pPr>
+      <w:r>
+        <w:rPr>
+          <w:rtl/>
+        </w:rPr>
+        <w:t>_______________________________________________________</w:t>
+      </w:r>
+    </w:p>
+    <w:p>
+      <w:pPr>
+        <w:pStyle w:val="BodyText"/>
+        <w:bidi/>
+      </w:pPr>
+      <w:r>
+        <w:rPr>
+          <w:rtl/>
+        </w:rPr>
+        <w:t>_______________________________________________________</w:t>
+      </w:r>
+    </w:p>
+    <w:p>
+      <w:pPr>
+        <w:bidi/>
+      </w:pPr>
+      <w:r>
+        <w:rPr>
+          <w:rtl/>
+        </w:rPr>
+        <w:pict>
+          <v:rect style="width:0;height:1.5pt" o:hralign="center" o:hrstd="t" o:hr="t"/>
+        </w:pict>
+      </w:r>
+    </w:p>
+    <w:bookmarkEnd w:id="23"/>
+    <w:bookmarkStart w:id="24" w:name="חריגים-והסלמה-exceptions-escalation"/>
+    <w:p>
+      <w:pPr>
+        <w:pStyle w:val="Heading2"/>
+        <w:bidi/>
+      </w:pPr>
+      <w:r>
+        <w:rPr>
+          <w:rtl/>
+        </w:rPr>
+        <w:t xml:space="preserve">5. חריגים והסלמה · Exceptions &amp; Escalation</w:t>
+      </w:r>
+    </w:p>
+    <w:p>
+      <w:pPr>
+        <w:pStyle w:val="FirstParagraph"/>
+        <w:bidi/>
+      </w:pPr>
+      <w:r>
+        <w:rPr>
+          <w:rtl/>
+        </w:rPr>
+        <w:t xml:space="preserve">מה למלא: מה עושים כשהמסלול התקין נשבר, ומי מחליט.</w:t>
+      </w:r>
+    </w:p>
+    <w:p>
+      <w:pPr>
+        <w:pStyle w:val="BodyText"/>
+        <w:bidi/>
+      </w:pPr>
+      <w:r>
+        <w:rPr>
+          <w:bCs/>
+          <w:b/>
+          <w:rtl/>
+        </w:rPr>
+        <w:t xml:space="preserve">חריג — פעולה — מסלים ל- / Exception — Action — Escalate to</w:t>
+      </w:r>
+    </w:p>
+    <w:p>
+      <w:pPr>
+        <w:pStyle w:val="BodyText"/>
+        <w:bidi/>
+      </w:pPr>
+      <w:r>
+        <w:rPr>
+          <w:rtl/>
+        </w:rPr>
+        <w:t>_______________________________________________________</w:t>
+      </w:r>
+    </w:p>
+    <w:p>
+      <w:pPr>
+        <w:pStyle w:val="BodyText"/>
+        <w:bidi/>
+      </w:pPr>
+      <w:r>
+        <w:rPr>
+          <w:rtl/>
+        </w:rPr>
+        <w:t>_______________________________________________________</w:t>
+      </w:r>
+    </w:p>
+    <w:p>
+      <w:pPr>
+        <w:bidi/>
+      </w:pPr>
+      <w:r>
+        <w:rPr>
+          <w:rtl/>
+        </w:rPr>
+        <w:pict>
+          <v:rect style="width:0;height:1.5pt" o:hralign="center" o:hrstd="t" o:hr="t"/>
+        </w:pict>
+      </w:r>
+    </w:p>
+    <w:bookmarkEnd w:id="24"/>
+    <w:bookmarkStart w:id="25" w:name="מדדי-תהליך-process-kpis"/>
+    <w:p>
+      <w:pPr>
+        <w:pStyle w:val="Heading2"/>
+        <w:bidi/>
+      </w:pPr>
+      <w:r>
+        <w:rPr>
+          <w:rtl/>
+        </w:rPr>
+        <w:t xml:space="preserve">6. מדדי תהליך · Process KPIs</w:t>
+      </w:r>
+    </w:p>
+    <w:p>
+      <w:pPr>
+        <w:pStyle w:val="FirstParagraph"/>
+        <w:bidi/>
+      </w:pPr>
+      <w:r>
+        <w:rPr>
+          <w:rtl/>
+        </w:rPr>
+        <w:t xml:space="preserve">מה למלא: כיצד התהליך נמדד (זמן מחזור, שיעור שגיאות, תפוקה, עמידה ב-SLA), עם יעד.</w:t>
+      </w:r>
+    </w:p>
+    <w:p>
+      <w:pPr>
+        <w:pStyle w:val="BodyText"/>
+        <w:bidi/>
+      </w:pPr>
+      <w:r>
+        <w:rPr>
+          <w:rtl/>
+        </w:rPr>
+        <w:t>_______________________________________________________</w:t>
+      </w:r>
+    </w:p>
+    <w:p>
+      <w:pPr>
+        <w:pStyle w:val="BodyText"/>
+        <w:bidi/>
+      </w:pPr>
+      <w:r>
+        <w:rPr>
+          <w:rtl/>
+        </w:rPr>
+        <w:t>_______________________________________________________</w:t>
+      </w:r>
+    </w:p>
+    <w:p>
+      <w:pPr>
+        <w:bidi/>
+      </w:pPr>
+      <w:r>
+        <w:rPr>
+          <w:rtl/>
+        </w:rPr>
+        <w:pict>
+          <v:rect style="width:0;height:1.5pt" o:hralign="center" o:hrstd="t" o:hr="t"/>
+        </w:pict>
+      </w:r>
+    </w:p>
+    <w:bookmarkEnd w:id="25"/>
+    <w:bookmarkStart w:id="26" w:name="X20d0289b56244afd2b97b9d7ac09202e7f97f0e"/>
+    <w:p>
+      <w:pPr>
+        <w:pStyle w:val="Heading2"/>
+        <w:bidi/>
+      </w:pPr>
+      <w:r>
+        <w:rPr>
+          <w:rtl/>
+        </w:rPr>
+        <w:t xml:space="preserve">7. מסמכים ומערכות קשורים · Related Documents &amp; Systems</w:t>
+      </w:r>
+      <w:r>
+        <w:rPr>
+          <w:rtl/>
+        </w:rPr>
+        <w:t xml:space="preserve"> </w:t>
+      </w:r>
+      <w:r>
+        <w:rPr>
           <w:iCs/>
           <w:i/>
           <w:rtl/>
         </w:rPr>
-        <w:t xml:space="preserve">מה למלא:</w:t>
-      </w:r>
-      <w:r>
-        <w:rPr>
-          <w:rtl/>
-        </w:rPr>
-        <w:t xml:space="preserve"> </w:t>
-      </w:r>
-      <w:r>
-        <w:rPr>
-          <w:rtl/>
-        </w:rPr>
-        <w:t xml:space="preserve">אישורים מחייבים, הפרדת תפקידים, ושערי איכות — ולכל אחד מי המאשר.</w:t>
+        <w:t xml:space="preserve">(אופציונלי / optional)</w:t>
+      </w:r>
+    </w:p>
+    <w:p>
+      <w:pPr>
+        <w:pStyle w:val="FirstParagraph"/>
+        <w:bidi/>
+      </w:pPr>
+      <w:r>
+        <w:rPr>
+          <w:rtl/>
+        </w:rPr>
+        <w:t>_______________________________________________________</w:t>
       </w:r>
     </w:p>
     <w:p>
@@ -1452,255 +1530,6 @@
         <w:pStyle w:val="BodyText"/>
         <w:bidi/>
       </w:pPr>
-      <w:r>
-        <w:rPr>
-          <w:rtl/>
-        </w:rPr>
-        <w:t xml:space="preserve">נקודת בקרה / Checkpoint — בקרה — מאשר:</w:t>
-      </w:r>
-      <w:r>
-        <w:rPr>
-          <w:rtl/>
-        </w:rPr>
-        <w:t xml:space="preserve"> </w:t>
-      </w:r>
-      <w:r>
-        <w:rPr>
-          <w:rtl/>
-        </w:rPr>
-        <w:t>_______________________________________________________</w:t>
-      </w:r>
-      <w:r>
-        <w:rPr>
-          <w:rtl/>
-        </w:rPr>
-        <w:t xml:space="preserve"> </w:t>
-      </w:r>
-      <w:r>
-        <w:rPr>
-          <w:rtl/>
-        </w:rPr>
-        <w:t>_______________________________________________________</w:t>
-      </w:r>
-      <w:r>
-        <w:rPr>
-          <w:rtl/>
-        </w:rPr>
-        <w:t xml:space="preserve"> </w:t>
-      </w:r>
-      <w:r>
-        <w:rPr>
-          <w:rtl/>
-        </w:rPr>
-      </w:r>
-    </w:p>
-    <w:bookmarkEnd w:id="23"/>
-    <w:bookmarkStart w:id="24" w:name="חריגים-והסלמה-exceptions-escalation"/>
-    <w:p>
-      <w:pPr>
-        <w:pStyle w:val="Heading2"/>
-        <w:bidi/>
-      </w:pPr>
-      <w:r>
-        <w:rPr>
-          <w:rtl/>
-        </w:rPr>
-        <w:t xml:space="preserve">5. חריגים והסלמה · Exceptions &amp; Escalation</w:t>
-      </w:r>
-    </w:p>
-    <w:p>
-      <w:pPr>
-        <w:pStyle w:val="FirstParagraph"/>
-        <w:bidi/>
-      </w:pPr>
-      <w:r>
-        <w:rPr>
-          <w:iCs/>
-          <w:i/>
-          <w:rtl/>
-        </w:rPr>
-        <w:t xml:space="preserve">מה למלא:</w:t>
-      </w:r>
-      <w:r>
-        <w:rPr>
-          <w:rtl/>
-        </w:rPr>
-        <w:t xml:space="preserve"> </w:t>
-      </w:r>
-      <w:r>
-        <w:rPr>
-          <w:rtl/>
-        </w:rPr>
-        <w:t xml:space="preserve">מה עושים כשהמסלול התקין נשבר, ומי מחליט.</w:t>
-      </w:r>
-    </w:p>
-    <w:p>
-      <w:pPr>
-        <w:pStyle w:val="BodyText"/>
-        <w:bidi/>
-      </w:pPr>
-      <w:r>
-        <w:rPr>
-          <w:rtl/>
-        </w:rPr>
-        <w:t xml:space="preserve">חריג / Exception — פעולה — מסלים ל-:</w:t>
-      </w:r>
-      <w:r>
-        <w:rPr>
-          <w:rtl/>
-        </w:rPr>
-        <w:t xml:space="preserve"> </w:t>
-      </w:r>
-      <w:r>
-        <w:rPr>
-          <w:rtl/>
-        </w:rPr>
-        <w:t>_______________________________________________________</w:t>
-      </w:r>
-      <w:r>
-        <w:rPr>
-          <w:rtl/>
-        </w:rPr>
-        <w:t xml:space="preserve"> </w:t>
-      </w:r>
-      <w:r>
-        <w:rPr>
-          <w:rtl/>
-        </w:rPr>
-        <w:t>_______________________________________________________</w:t>
-      </w:r>
-      <w:r>
-        <w:rPr>
-          <w:rtl/>
-        </w:rPr>
-        <w:t xml:space="preserve"> </w:t>
-      </w:r>
-      <w:r>
-        <w:rPr>
-          <w:rtl/>
-        </w:rPr>
-      </w:r>
-    </w:p>
-    <w:bookmarkEnd w:id="24"/>
-    <w:bookmarkStart w:id="25" w:name="מדדי-תהליך-process-kpis"/>
-    <w:p>
-      <w:pPr>
-        <w:pStyle w:val="Heading2"/>
-        <w:bidi/>
-      </w:pPr>
-      <w:r>
-        <w:rPr>
-          <w:rtl/>
-        </w:rPr>
-        <w:t xml:space="preserve">6. מדדי תהליך · Process KPIs</w:t>
-      </w:r>
-    </w:p>
-    <w:p>
-      <w:pPr>
-        <w:pStyle w:val="FirstParagraph"/>
-        <w:bidi/>
-      </w:pPr>
-      <w:r>
-        <w:rPr>
-          <w:iCs/>
-          <w:i/>
-          <w:rtl/>
-        </w:rPr>
-        <w:t xml:space="preserve">מה למלא:</w:t>
-      </w:r>
-      <w:r>
-        <w:rPr>
-          <w:rtl/>
-        </w:rPr>
-        <w:t xml:space="preserve"> </w:t>
-      </w:r>
-      <w:r>
-        <w:rPr>
-          <w:rtl/>
-        </w:rPr>
-        <w:t xml:space="preserve">כיצד התהליך נמדד (זמן מחזור, שיעור שגיאות, תפוקה, עמידה ב-SLA), עם יעד.</w:t>
-      </w:r>
-    </w:p>
-    <w:p>
-      <w:pPr>
-        <w:pStyle w:val="BodyText"/>
-        <w:bidi/>
-      </w:pPr>
-      <w:r>
-        <w:rPr>
-          <w:rtl/>
-        </w:rPr>
-        <w:t>_______________________________________________________</w:t>
-      </w:r>
-      <w:r>
-        <w:rPr>
-          <w:rtl/>
-        </w:rPr>
-        <w:t xml:space="preserve"> </w:t>
-      </w:r>
-      <w:r>
-        <w:rPr>
-          <w:rtl/>
-        </w:rPr>
-        <w:t>_______________________________________________________</w:t>
-      </w:r>
-      <w:r>
-        <w:rPr>
-          <w:rtl/>
-        </w:rPr>
-        <w:t xml:space="preserve"> </w:t>
-      </w:r>
-      <w:r>
-        <w:rPr>
-          <w:rtl/>
-        </w:rPr>
-      </w:r>
-    </w:p>
-    <w:bookmarkEnd w:id="25"/>
-    <w:bookmarkStart w:id="26" w:name="X20d0289b56244afd2b97b9d7ac09202e7f97f0e"/>
-    <w:p>
-      <w:pPr>
-        <w:pStyle w:val="Heading2"/>
-        <w:bidi/>
-      </w:pPr>
-      <w:r>
-        <w:rPr>
-          <w:rtl/>
-        </w:rPr>
-        <w:t xml:space="preserve">7. מסמכים ומערכות קשורים · Related Documents &amp; Systems</w:t>
-      </w:r>
-      <w:r>
-        <w:rPr>
-          <w:rtl/>
-        </w:rPr>
-        <w:t xml:space="preserve"> </w:t>
-      </w:r>
-      <w:r>
-        <w:rPr>
-          <w:iCs/>
-          <w:i/>
-          <w:rtl/>
-        </w:rPr>
-        <w:t xml:space="preserve">(אופציונלי / optional)</w:t>
-      </w:r>
-    </w:p>
-    <w:p>
-      <w:pPr>
-        <w:pStyle w:val="FirstParagraph"/>
-        <w:bidi/>
-      </w:pPr>
-      <w:r>
-        <w:rPr>
-          <w:rtl/>
-        </w:rPr>
-        <w:t>_______________________________________________________</w:t>
-      </w:r>
-      <w:r>
-        <w:rPr>
-          <w:rtl/>
-        </w:rPr>
-        <w:t xml:space="preserve"> </w:t>
-      </w:r>
       <w:r>
         <w:rPr>
           <w:rtl/>
@@ -1850,7 +1679,9 @@
     </w:pPr>
     <w:rPr>
       <w:rtl/>
-      <w:rFonts w:cs="David"/>
+      <w:rFonts w:ascii="David" w:cs="David" w:hAnsi="David"/>
+      <w:sz w:val="18"/>
+      <w:szCs w:val="18"/>
     </w:rPr>
   </w:style>
   <w:style w:styleId="BodyText" w:type="paragraph">
@@ -1864,7 +1695,9 @@
     <w:qFormat/>
     <w:rPr>
       <w:rtl/>
-      <w:rFonts w:cs="David"/>
+      <w:rFonts w:ascii="David" w:cs="David" w:hAnsi="David"/>
+      <w:sz w:val="18"/>
+      <w:szCs w:val="18"/>
     </w:rPr>
   </w:style>
   <w:style w:customStyle="1" w:styleId="FirstParagraph" w:type="paragraph">
@@ -1877,7 +1710,9 @@
     </w:pPr>
     <w:rPr>
       <w:rtl/>
-      <w:rFonts w:cs="David"/>
+      <w:rFonts w:ascii="David" w:cs="David" w:hAnsi="David"/>
+      <w:sz w:val="18"/>
+      <w:szCs w:val="18"/>
     </w:rPr>
   </w:style>
   <w:style w:customStyle="1" w:styleId="Compact" w:type="paragraph">
@@ -1890,7 +1725,9 @@
     </w:pPr>
     <w:rPr>
       <w:rtl/>
-      <w:rFonts w:cs="David"/>
+      <w:rFonts w:ascii="David" w:cs="David" w:hAnsi="David"/>
+      <w:sz w:val="18"/>
+      <w:szCs w:val="18"/>
     </w:rPr>
   </w:style>
   <w:style w:styleId="Title" w:type="paragraph">
@@ -1905,12 +1742,12 @@
       <w:bidi/>
     </w:pPr>
     <w:rPr>
-      <w:rFonts w:asciiTheme="majorHAnsi" w:cs="David" w:cstheme="majorBidi" w:eastAsiaTheme="majorEastAsia" w:hAnsiTheme="majorHAnsi"/>
+      <w:rFonts w:ascii="David" w:asciiTheme="majorHAnsi" w:cs="David" w:cstheme="majorBidi" w:eastAsiaTheme="majorEastAsia" w:hAnsi="David" w:hAnsiTheme="majorHAnsi"/>
       <w:b/>
       <w:bCs/>
       <w:color w:themeColor="accent1" w:themeShade="B5" w:val="345A8A"/>
-      <w:sz w:val="36"/>
-      <w:szCs w:val="36"/>
+      <w:sz w:val="22"/>
+      <w:szCs w:val="22"/>
       <w:rtl/>
     </w:rPr>
   </w:style>
@@ -1926,10 +1763,10 @@
       <w:bidi/>
     </w:pPr>
     <w:rPr>
-      <w:sz w:val="30"/>
-      <w:szCs w:val="30"/>
-      <w:rtl/>
-      <w:rFonts w:cs="David"/>
+      <w:sz w:val="22"/>
+      <w:szCs w:val="22"/>
+      <w:rtl/>
+      <w:rFonts w:ascii="David" w:cs="David" w:hAnsi="David"/>
     </w:rPr>
   </w:style>
   <w:style w:customStyle="1" w:styleId="Author" w:type="paragraph">
@@ -1943,7 +1780,9 @@
     </w:pPr>
     <w:rPr>
       <w:rtl/>
-      <w:rFonts w:cs="David"/>
+      <w:rFonts w:ascii="David" w:cs="David" w:hAnsi="David"/>
+      <w:sz w:val="18"/>
+      <w:szCs w:val="18"/>
     </w:rPr>
   </w:style>
   <w:style w:styleId="Date" w:type="paragraph">
@@ -1957,7 +1796,9 @@
     </w:pPr>
     <w:rPr>
       <w:rtl/>
-      <w:rFonts w:cs="David"/>
+      <w:rFonts w:ascii="David" w:cs="David" w:hAnsi="David"/>
+      <w:sz w:val="18"/>
+      <w:szCs w:val="18"/>
     </w:rPr>
   </w:style>
   <w:style w:customStyle="1" w:styleId="AbstractTitle" w:type="paragraph">
@@ -1972,13 +1813,13 @@
       <w:bidi/>
     </w:pPr>
     <w:rPr>
-      <w:sz w:val="20"/>
-      <w:szCs w:val="20"/>
+      <w:sz w:val="22"/>
+      <w:szCs w:val="22"/>
       <w:b/>
       <w:color w:val="345A8A"/>
       &gt;
       <w:rtl/>
-      <w:rFonts w:cs="David"/>
+      <w:rFonts w:ascii="David" w:cs="David" w:hAnsi="David"/>
     </w:rPr>
   </w:style>
   <w:style w:customStyle="1" w:styleId="Abstract" w:type="paragraph">
@@ -1993,10 +1834,10 @@
       <w:bidi/>
     </w:pPr>
     <w:rPr>
-      <w:sz w:val="20"/>
-      <w:szCs w:val="20"/>
-      <w:rtl/>
-      <w:rFonts w:cs="David"/>
+      <w:sz w:val="18"/>
+      <w:szCs w:val="18"/>
+      <w:rtl/>
+      <w:rFonts w:ascii="David" w:cs="David" w:hAnsi="David"/>
     </w:rPr>
   </w:style>
   <w:style w:styleId="Bibliography" w:type="paragraph">
@@ -2009,7 +1850,9 @@
     </w:pPr>
     <w:rPr>
       <w:rtl/>
-      <w:rFonts w:cs="David"/>
+      <w:rFonts w:ascii="David" w:cs="David" w:hAnsi="David"/>
+      <w:sz w:val="18"/>
+      <w:szCs w:val="18"/>
     </w:rPr>
   </w:style>
   <w:style w:styleId="Heading1" w:type="paragraph">
@@ -2026,12 +1869,12 @@
       <w:bidi/>
     </w:pPr>
     <w:rPr>
-      <w:rFonts w:asciiTheme="majorHAnsi" w:cs="David" w:cstheme="majorBidi" w:eastAsiaTheme="majorEastAsia" w:hAnsiTheme="majorHAnsi"/>
+      <w:rFonts w:ascii="David" w:asciiTheme="majorHAnsi" w:cs="David" w:cstheme="majorBidi" w:eastAsiaTheme="majorEastAsia" w:hAnsi="David" w:hAnsiTheme="majorHAnsi"/>
       <w:b/>
       <w:bCs/>
       <w:color w:themeColor="accent1" w:val="4F81BD"/>
-      <w:sz w:val="32"/>
-      <w:szCs w:val="32"/>
+      <w:sz w:val="22"/>
+      <w:szCs w:val="22"/>
       <w:rtl/>
     </w:rPr>
   </w:style>
@@ -2050,12 +1893,12 @@
       <w:bidi/>
     </w:pPr>
     <w:rPr>
-      <w:rFonts w:asciiTheme="majorHAnsi" w:cs="David" w:cstheme="majorBidi" w:eastAsiaTheme="majorEastAsia" w:hAnsiTheme="majorHAnsi"/>
+      <w:rFonts w:ascii="David" w:asciiTheme="majorHAnsi" w:cs="David" w:cstheme="majorBidi" w:eastAsiaTheme="majorEastAsia" w:hAnsi="David" w:hAnsiTheme="majorHAnsi"/>
       <w:b/>
       <w:bCs/>
       <w:color w:themeColor="accent1" w:val="4F81BD"/>
-      <w:sz w:val="28"/>
-      <w:szCs w:val="28"/>
+      <w:sz w:val="20"/>
+      <w:szCs w:val="20"/>
       <w:rtl/>
     </w:rPr>
   </w:style>
@@ -2074,12 +1917,12 @@
       <w:bidi/>
     </w:pPr>
     <w:rPr>
-      <w:rFonts w:asciiTheme="majorHAnsi" w:cs="David" w:cstheme="majorBidi" w:eastAsiaTheme="majorEastAsia" w:hAnsiTheme="majorHAnsi"/>
+      <w:rFonts w:ascii="David" w:asciiTheme="majorHAnsi" w:cs="David" w:cstheme="majorBidi" w:eastAsiaTheme="majorEastAsia" w:hAnsi="David" w:hAnsiTheme="majorHAnsi"/>
       <w:b/>
       <w:bCs/>
       <w:color w:themeColor="accent1" w:val="4F81BD"/>
-      <w:sz w:val="24"/>
-      <w:szCs w:val="24"/>
+      <w:sz w:val="18"/>
+      <w:szCs w:val="18"/>
       <w:rtl/>
     </w:rPr>
   </w:style>
@@ -2098,12 +1941,12 @@
       <w:bidi/>
     </w:pPr>
     <w:rPr>
-      <w:rFonts w:asciiTheme="majorHAnsi" w:cs="David" w:cstheme="majorBidi" w:eastAsiaTheme="majorEastAsia" w:hAnsiTheme="majorHAnsi"/>
+      <w:rFonts w:ascii="David" w:asciiTheme="majorHAnsi" w:cs="David" w:cstheme="majorBidi" w:eastAsiaTheme="majorEastAsia" w:hAnsi="David" w:hAnsiTheme="majorHAnsi"/>
       <w:i/>
       <w:bCs/>
       <w:color w:themeColor="accent1" w:val="4F81BD"/>
-      <w:sz w:val="24"/>
-      <w:szCs w:val="24"/>
+      <w:sz w:val="18"/>
+      <w:szCs w:val="18"/>
       <w:rtl/>
     </w:rPr>
   </w:style>
@@ -2122,11 +1965,11 @@
       <w:bidi/>
     </w:pPr>
     <w:rPr>
-      <w:rFonts w:asciiTheme="majorHAnsi" w:cs="David" w:cstheme="majorBidi" w:eastAsiaTheme="majorEastAsia" w:hAnsiTheme="majorHAnsi"/>
+      <w:rFonts w:ascii="David" w:asciiTheme="majorHAnsi" w:cs="David" w:cstheme="majorBidi" w:eastAsiaTheme="majorEastAsia" w:hAnsi="David" w:hAnsiTheme="majorHAnsi"/>
       <w:iCs/>
       <w:color w:themeColor="accent1" w:val="4F81BD"/>
-      <w:sz w:val="24"/>
-      <w:szCs w:val="24"/>
+      <w:sz w:val="18"/>
+      <w:szCs w:val="18"/>
       <w:rtl/>
     </w:rPr>
   </w:style>
@@ -2145,10 +1988,10 @@
       <w:bidi/>
     </w:pPr>
     <w:rPr>
-      <w:rFonts w:asciiTheme="majorHAnsi" w:cs="David" w:cstheme="majorBidi" w:eastAsiaTheme="majorEastAsia" w:hAnsiTheme="majorHAnsi"/>
+      <w:rFonts w:ascii="David" w:asciiTheme="majorHAnsi" w:cs="David" w:cstheme="majorBidi" w:eastAsiaTheme="majorEastAsia" w:hAnsi="David" w:hAnsiTheme="majorHAnsi"/>
       <w:color w:themeColor="accent1" w:val="4F81BD"/>
-      <w:sz w:val="24"/>
-      <w:szCs w:val="24"/>
+      <w:sz w:val="18"/>
+      <w:szCs w:val="18"/>
       <w:rtl/>
     </w:rPr>
   </w:style>
@@ -2167,10 +2010,10 @@
       <w:bidi/>
     </w:pPr>
     <w:rPr>
-      <w:rFonts w:asciiTheme="majorHAnsi" w:cs="David" w:cstheme="majorBidi" w:eastAsiaTheme="majorEastAsia" w:hAnsiTheme="majorHAnsi"/>
+      <w:rFonts w:ascii="David" w:asciiTheme="majorHAnsi" w:cs="David" w:cstheme="majorBidi" w:eastAsiaTheme="majorEastAsia" w:hAnsi="David" w:hAnsiTheme="majorHAnsi"/>
       <w:color w:themeColor="accent1" w:val="4F81BD"/>
-      <w:sz w:val="24"/>
-      <w:szCs w:val="24"/>
+      <w:sz w:val="18"/>
+      <w:szCs w:val="18"/>
       <w:rtl/>
     </w:rPr>
   </w:style>
@@ -2189,10 +2032,10 @@
       <w:bidi/>
     </w:pPr>
     <w:rPr>
-      <w:rFonts w:asciiTheme="majorHAnsi" w:cs="David" w:cstheme="majorBidi" w:eastAsiaTheme="majorEastAsia" w:hAnsiTheme="majorHAnsi"/>
+      <w:rFonts w:ascii="David" w:asciiTheme="majorHAnsi" w:cs="David" w:cstheme="majorBidi" w:eastAsiaTheme="majorEastAsia" w:hAnsi="David" w:hAnsiTheme="majorHAnsi"/>
       <w:color w:themeColor="accent1" w:val="4F81BD"/>
-      <w:sz w:val="24"/>
-      <w:szCs w:val="24"/>
+      <w:sz w:val="18"/>
+      <w:szCs w:val="18"/>
       <w:rtl/>
     </w:rPr>
   </w:style>
@@ -2211,10 +2054,10 @@
       <w:bidi/>
     </w:pPr>
     <w:rPr>
-      <w:rFonts w:asciiTheme="majorHAnsi" w:cs="David" w:cstheme="majorBidi" w:eastAsiaTheme="majorEastAsia" w:hAnsiTheme="majorHAnsi"/>
+      <w:rFonts w:ascii="David" w:asciiTheme="majorHAnsi" w:cs="David" w:cstheme="majorBidi" w:eastAsiaTheme="majorEastAsia" w:hAnsi="David" w:hAnsiTheme="majorHAnsi"/>
       <w:color w:themeColor="accent1" w:val="4F81BD"/>
-      <w:sz w:val="24"/>
-      <w:szCs w:val="24"/>
+      <w:sz w:val="18"/>
+      <w:szCs w:val="18"/>
       <w:rtl/>
     </w:rPr>
   </w:style>
@@ -2232,7 +2075,9 @@
     </w:pPr>
     <w:rPr>
       <w:rtl/>
-      <w:rFonts w:cs="David"/>
+      <w:rFonts w:ascii="David" w:cs="David" w:hAnsi="David"/>
+      <w:sz w:val="18"/>
+      <w:szCs w:val="18"/>
     </w:rPr>
   </w:style>
   <w:style w:styleId="FootnoteText" w:type="paragraph">
@@ -2247,7 +2092,9 @@
     </w:pPr>
     <w:rPr>
       <w:rtl/>
-      <w:rFonts w:cs="David"/>
+      <w:rFonts w:ascii="David" w:cs="David" w:hAnsi="David"/>
+      <w:sz w:val="18"/>
+      <w:szCs w:val="18"/>
     </w:rPr>
   </w:style>
   <w:style w:default="1" w:styleId="DefaultParagraphFont" w:type="character">
@@ -2299,7 +2146,9 @@
     <w:rPr>
       <w:b/>
       <w:rtl/>
-      <w:rFonts w:cs="David"/>
+      <w:rFonts w:ascii="David" w:cs="David" w:hAnsi="David"/>
+      <w:sz w:val="18"/>
+      <w:szCs w:val="18"/>
     </w:rPr>
   </w:style>
   <w:style w:customStyle="1" w:styleId="Definition" w:type="paragraph">
@@ -2310,7 +2159,9 @@
     </w:pPr>
     <w:rPr>
       <w:rtl/>
-      <w:rFonts w:cs="David"/>
+      <w:rFonts w:ascii="David" w:cs="David" w:hAnsi="David"/>
+      <w:sz w:val="18"/>
+      <w:szCs w:val="18"/>
     </w:rPr>
   </w:style>
   <w:style w:styleId="Caption" w:type="paragraph">
@@ -2324,7 +2175,9 @@
     <w:rPr>
       <w:i/>
       <w:rtl/>
-      <w:rFonts w:cs="David"/>
+      <w:rFonts w:ascii="David" w:cs="David" w:hAnsi="David"/>
+      <w:sz w:val="18"/>
+      <w:szCs w:val="18"/>
     </w:rPr>
   </w:style>
   <w:style w:customStyle="1" w:styleId="TableCaption" w:type="paragraph">
@@ -2336,7 +2189,9 @@
     </w:pPr>
     <w:rPr>
       <w:rtl/>
-      <w:rFonts w:cs="David"/>
+      <w:rFonts w:ascii="David" w:cs="David" w:hAnsi="David"/>
+      <w:sz w:val="18"/>
+      <w:szCs w:val="18"/>
     </w:rPr>
   </w:style>
   <w:style w:customStyle="1" w:styleId="ImageCaption" w:type="paragraph">
@@ -2347,7 +2202,9 @@
     </w:pPr>
     <w:rPr>
       <w:rtl/>
-      <w:rFonts w:cs="David"/>
+      <w:rFonts w:ascii="David" w:cs="David" w:hAnsi="David"/>
+      <w:sz w:val="18"/>
+      <w:szCs w:val="18"/>
     </w:rPr>
   </w:style>
   <w:style w:customStyle="1" w:styleId="Figure" w:type="paragraph">
@@ -2358,7 +2215,9 @@
     </w:pPr>
     <w:rPr>
       <w:rtl/>
-      <w:rFonts w:cs="David"/>
+      <w:rFonts w:ascii="David" w:cs="David" w:hAnsi="David"/>
+      <w:sz w:val="18"/>
+      <w:szCs w:val="18"/>
     </w:rPr>
   </w:style>
   <w:style w:customStyle="1" w:styleId="CaptionedFigure" w:type="paragraph">
@@ -2370,7 +2229,9 @@
     </w:pPr>
     <w:rPr>
       <w:rtl/>
-      <w:rFonts w:cs="David"/>
+      <w:rFonts w:ascii="David" w:cs="David" w:hAnsi="David"/>
+      <w:sz w:val="18"/>
+      <w:szCs w:val="18"/>
     </w:rPr>
   </w:style>
   <w:style w:customStyle="1" w:styleId="BodyTextChar" w:type="character">
@@ -2417,11 +2278,13 @@
       <w:bidi/>
     </w:pPr>
     <w:rPr>
-      <w:rFonts w:asciiTheme="majorHAnsi" w:cs="David" w:cstheme="majorBidi" w:eastAsiaTheme="majorEastAsia" w:hAnsiTheme="majorHAnsi"/>
+      <w:rFonts w:ascii="David" w:asciiTheme="majorHAnsi" w:cs="David" w:cstheme="majorBidi" w:eastAsiaTheme="majorEastAsia" w:hAnsi="David" w:hAnsiTheme="majorHAnsi"/>
       <w:b w:val="0"/>
       <w:bCs w:val="0"/>
       <w:color w:themeColor="accent1" w:themeShade="BF" w:val="365F91"/>
       <w:rtl/>
+      <w:sz w:val="18"/>
+      <w:szCs w:val="18"/>
     </w:rPr>
   </w:style>
   <w:style w:type="paragraph" w:customStyle="1" w:styleId="SourceCode">
